--- a/Base De Datos/7-Integridad- y-transacciones/Practica/TP7.docx
+++ b/Base De Datos/7-Integridad- y-transacciones/Practica/TP7.docx
@@ -61,9 +61,13 @@
         <w:rPr>
           <w:sz w:val="22"/>
           <w:szCs w:val="22"/>
-        </w:rPr>
-      </w:pPr>
-      <w:r>
+          <w:u w:val="single"/>
+        </w:rPr>
+      </w:pPr>
+      <w:r>
+        <w:rPr>
+          <w:u w:val="single"/>
+        </w:rPr>
         <w:t xml:space="preserve"> </w:t>
       </w:r>
       <w:r>
@@ -72,6 +76,7 @@
           <w:bCs/>
           <w:sz w:val="22"/>
           <w:szCs w:val="22"/>
+          <w:u w:val="single"/>
         </w:rPr>
         <w:t xml:space="preserve">Parte 1: Fundamentos de la Integridad y Consistencia </w:t>
       </w:r>
@@ -86,12 +91,16 @@
         <w:spacing w:after="222"/>
         <w:ind w:left="360" w:hanging="360"/>
         <w:rPr>
+          <w:b/>
+          <w:bCs/>
           <w:sz w:val="22"/>
           <w:szCs w:val="22"/>
         </w:rPr>
       </w:pPr>
       <w:r>
         <w:rPr>
+          <w:b/>
+          <w:bCs/>
           <w:sz w:val="22"/>
           <w:szCs w:val="22"/>
         </w:rPr>
@@ -192,21 +201,19 @@
           <w:sz w:val="22"/>
           <w:szCs w:val="22"/>
         </w:rPr>
-        <w:t>Se crea una tabla Alumnos y establece como PRIMARY KEY id_alumno, ningún registro puede tener el mismo valor y tampoco ser nulo.</w:t>
-      </w:r>
-    </w:p>
-    <w:p>
-      <w:pPr>
-        <w:pStyle w:val="Default"/>
-        <w:spacing w:after="222"/>
-        <w:ind w:left="360"/>
+        <w:t xml:space="preserve">Se crea una tabla Alumnos y establece como PRIMARY KEY </w:t>
+      </w:r>
+      <w:proofErr w:type="spellStart"/>
+      <w:r>
         <w:rPr>
           <w:rFonts w:asciiTheme="minorHAnsi" w:hAnsiTheme="minorHAnsi" w:cstheme="minorHAnsi"/>
           <w:spacing w:val="2"/>
           <w:sz w:val="22"/>
           <w:szCs w:val="22"/>
         </w:rPr>
-      </w:pPr>
+        <w:t>id_alumno</w:t>
+      </w:r>
+      <w:proofErr w:type="spellEnd"/>
       <w:r>
         <w:rPr>
           <w:rFonts w:asciiTheme="minorHAnsi" w:hAnsiTheme="minorHAnsi" w:cstheme="minorHAnsi"/>
@@ -214,16 +221,98 @@
           <w:sz w:val="22"/>
           <w:szCs w:val="22"/>
         </w:rPr>
-        <w:t>-Integridad referencial: impide que existan referencias a registros que aun no existen en otra tabla</w:t>
-      </w:r>
-      <w:r>
+        <w:t>, ningún registro puede tener el mismo valor y tampoco ser nulo.</w:t>
+      </w:r>
+    </w:p>
+    <w:p>
+      <w:pPr>
+        <w:pStyle w:val="Default"/>
+        <w:spacing w:after="222"/>
+        <w:ind w:left="360"/>
         <w:rPr>
           <w:rFonts w:asciiTheme="minorHAnsi" w:hAnsiTheme="minorHAnsi" w:cstheme="minorHAnsi"/>
           <w:spacing w:val="2"/>
           <w:sz w:val="22"/>
           <w:szCs w:val="22"/>
         </w:rPr>
-        <w:t>. Se crea otra tabla llamada Pago, que registra los pagos de los alumnos, tiene un atributo id_alumno el cual se establece como FOREIGN KEY que hace referencia al atributo id_alumno en la tabla Alumnos</w:t>
+      </w:pPr>
+      <w:r>
+        <w:rPr>
+          <w:rFonts w:asciiTheme="minorHAnsi" w:hAnsiTheme="minorHAnsi" w:cstheme="minorHAnsi"/>
+          <w:spacing w:val="2"/>
+          <w:sz w:val="22"/>
+          <w:szCs w:val="22"/>
+        </w:rPr>
+        <w:t xml:space="preserve">-Integridad referencial: impide que existan referencias a registros que </w:t>
+      </w:r>
+      <w:proofErr w:type="spellStart"/>
+      <w:r>
+        <w:rPr>
+          <w:rFonts w:asciiTheme="minorHAnsi" w:hAnsiTheme="minorHAnsi" w:cstheme="minorHAnsi"/>
+          <w:spacing w:val="2"/>
+          <w:sz w:val="22"/>
+          <w:szCs w:val="22"/>
+        </w:rPr>
+        <w:t>aun</w:t>
+      </w:r>
+      <w:proofErr w:type="spellEnd"/>
+      <w:r>
+        <w:rPr>
+          <w:rFonts w:asciiTheme="minorHAnsi" w:hAnsiTheme="minorHAnsi" w:cstheme="minorHAnsi"/>
+          <w:spacing w:val="2"/>
+          <w:sz w:val="22"/>
+          <w:szCs w:val="22"/>
+        </w:rPr>
+        <w:t xml:space="preserve"> no existen en otra tabla</w:t>
+      </w:r>
+      <w:r>
+        <w:rPr>
+          <w:rFonts w:asciiTheme="minorHAnsi" w:hAnsiTheme="minorHAnsi" w:cstheme="minorHAnsi"/>
+          <w:spacing w:val="2"/>
+          <w:sz w:val="22"/>
+          <w:szCs w:val="22"/>
+        </w:rPr>
+        <w:t xml:space="preserve">. Se crea otra tabla llamada Pago, que registra los pagos de los alumnos, tiene un atributo </w:t>
+      </w:r>
+      <w:proofErr w:type="spellStart"/>
+      <w:r>
+        <w:rPr>
+          <w:rFonts w:asciiTheme="minorHAnsi" w:hAnsiTheme="minorHAnsi" w:cstheme="minorHAnsi"/>
+          <w:spacing w:val="2"/>
+          <w:sz w:val="22"/>
+          <w:szCs w:val="22"/>
+        </w:rPr>
+        <w:t>id_alumno</w:t>
+      </w:r>
+      <w:proofErr w:type="spellEnd"/>
+      <w:r>
+        <w:rPr>
+          <w:rFonts w:asciiTheme="minorHAnsi" w:hAnsiTheme="minorHAnsi" w:cstheme="minorHAnsi"/>
+          <w:spacing w:val="2"/>
+          <w:sz w:val="22"/>
+          <w:szCs w:val="22"/>
+        </w:rPr>
+        <w:t xml:space="preserve"> el cual se establece como FOREIGN KEY que hace referencia al atributo </w:t>
+      </w:r>
+      <w:proofErr w:type="spellStart"/>
+      <w:r>
+        <w:rPr>
+          <w:rFonts w:asciiTheme="minorHAnsi" w:hAnsiTheme="minorHAnsi" w:cstheme="minorHAnsi"/>
+          <w:spacing w:val="2"/>
+          <w:sz w:val="22"/>
+          <w:szCs w:val="22"/>
+        </w:rPr>
+        <w:t>id_alumno</w:t>
+      </w:r>
+      <w:proofErr w:type="spellEnd"/>
+      <w:r>
+        <w:rPr>
+          <w:rFonts w:asciiTheme="minorHAnsi" w:hAnsiTheme="minorHAnsi" w:cstheme="minorHAnsi"/>
+          <w:spacing w:val="2"/>
+          <w:sz w:val="22"/>
+          <w:szCs w:val="22"/>
+        </w:rPr>
+        <w:t xml:space="preserve"> en la tabla Alumnos</w:t>
       </w:r>
     </w:p>
     <w:p>
@@ -298,12 +387,16 @@
         <w:spacing w:after="222"/>
         <w:ind w:left="360" w:hanging="360"/>
         <w:rPr>
+          <w:b/>
+          <w:bCs/>
           <w:sz w:val="22"/>
           <w:szCs w:val="22"/>
         </w:rPr>
       </w:pPr>
       <w:r>
         <w:rPr>
+          <w:b/>
+          <w:bCs/>
           <w:sz w:val="22"/>
           <w:szCs w:val="22"/>
         </w:rPr>
@@ -384,12 +477,16 @@
         </w:numPr>
         <w:ind w:left="360" w:hanging="360"/>
         <w:rPr>
+          <w:b/>
+          <w:bCs/>
           <w:sz w:val="22"/>
           <w:szCs w:val="22"/>
         </w:rPr>
       </w:pPr>
       <w:r>
         <w:rPr>
+          <w:b/>
+          <w:bCs/>
           <w:sz w:val="22"/>
           <w:szCs w:val="22"/>
         </w:rPr>
@@ -401,6 +498,8 @@
         <w:pStyle w:val="Default"/>
         <w:ind w:left="360"/>
         <w:rPr>
+          <w:b/>
+          <w:bCs/>
           <w:sz w:val="22"/>
           <w:szCs w:val="22"/>
         </w:rPr>
@@ -490,6 +589,7 @@
           <w:b/>
           <w:bCs/>
           <w:color w:val="000000"/>
+          <w:u w:val="single"/>
         </w:rPr>
       </w:pPr>
       <w:r>
@@ -500,6 +600,7 @@
           <w:color w:val="000000"/>
           <w:sz w:val="24"/>
           <w:szCs w:val="24"/>
+          <w:u w:val="single"/>
         </w:rPr>
         <w:t xml:space="preserve"> </w:t>
       </w:r>
@@ -509,6 +610,7 @@
           <w:b/>
           <w:bCs/>
           <w:color w:val="000000"/>
+          <w:u w:val="single"/>
         </w:rPr>
         <w:t xml:space="preserve">Parte 2: Transacciones y Propiedades ACID </w:t>
       </w:r>
@@ -520,8 +622,16 @@
           <w:ilvl w:val="0"/>
           <w:numId w:val="4"/>
         </w:numPr>
-      </w:pPr>
-      <w:r>
+        <w:rPr>
+          <w:b/>
+          <w:bCs/>
+        </w:rPr>
+      </w:pPr>
+      <w:r>
+        <w:rPr>
+          <w:b/>
+          <w:bCs/>
+        </w:rPr>
         <w:t xml:space="preserve">¿Qué es una transacción de base de datos? Enumere y describa sus características clave. </w:t>
       </w:r>
     </w:p>
@@ -603,8 +713,16 @@
           <w:ilvl w:val="0"/>
           <w:numId w:val="4"/>
         </w:numPr>
-      </w:pPr>
-      <w:r>
+        <w:rPr>
+          <w:b/>
+          <w:bCs/>
+        </w:rPr>
+      </w:pPr>
+      <w:r>
+        <w:rPr>
+          <w:b/>
+          <w:bCs/>
+        </w:rPr>
         <w:t xml:space="preserve">Las propiedades ACID son los "bloques de construcción" de operaciones de base de datos confiables. Para cada una de las propiedades (Atomicidad, Consistencia, Aislamiento, Durabilidad): </w:t>
       </w:r>
     </w:p>
@@ -612,30 +730,6 @@
       <w:pPr>
         <w:pStyle w:val="Prrafodelista"/>
         <w:ind w:firstLine="696"/>
-      </w:pPr>
-      <w:r>
-        <w:t xml:space="preserve">Defina la propiedad y su propósito. </w:t>
-      </w:r>
-    </w:p>
-    <w:p>
-      <w:pPr>
-        <w:ind w:left="708" w:firstLine="708"/>
-      </w:pPr>
-      <w:r>
-        <w:t xml:space="preserve">Explique cómo se logra o qué garantiza en el contexto de una transacción. </w:t>
-      </w:r>
-    </w:p>
-    <w:p>
-      <w:pPr>
-        <w:ind w:left="1416"/>
-      </w:pPr>
-      <w:r>
-        <w:t xml:space="preserve">Proporcione un ejemplo claro de cómo su violación podría afectar la integridad de los datos. Puede usar ejemplos del material o crear uno propio. </w:t>
-      </w:r>
-    </w:p>
-    <w:p>
-      <w:pPr>
-        <w:ind w:left="708"/>
         <w:rPr>
           <w:b/>
           <w:bCs/>
@@ -646,6 +740,54 @@
           <w:b/>
           <w:bCs/>
         </w:rPr>
+        <w:t xml:space="preserve">Defina la propiedad y su propósito. </w:t>
+      </w:r>
+    </w:p>
+    <w:p>
+      <w:pPr>
+        <w:ind w:left="708" w:firstLine="708"/>
+        <w:rPr>
+          <w:b/>
+          <w:bCs/>
+        </w:rPr>
+      </w:pPr>
+      <w:r>
+        <w:rPr>
+          <w:b/>
+          <w:bCs/>
+        </w:rPr>
+        <w:t xml:space="preserve">Explique cómo se logra o qué garantiza en el contexto de una transacción. </w:t>
+      </w:r>
+    </w:p>
+    <w:p>
+      <w:pPr>
+        <w:ind w:left="1416"/>
+        <w:rPr>
+          <w:b/>
+          <w:bCs/>
+        </w:rPr>
+      </w:pPr>
+      <w:r>
+        <w:rPr>
+          <w:b/>
+          <w:bCs/>
+        </w:rPr>
+        <w:t xml:space="preserve">Proporcione un ejemplo claro de cómo su violación podría afectar la integridad de los datos. Puede usar ejemplos del material o crear uno propio. </w:t>
+      </w:r>
+    </w:p>
+    <w:p>
+      <w:pPr>
+        <w:ind w:left="708"/>
+        <w:rPr>
+          <w:b/>
+          <w:bCs/>
+        </w:rPr>
+      </w:pPr>
+      <w:r>
+        <w:rPr>
+          <w:b/>
+          <w:bCs/>
+        </w:rPr>
         <w:t>Atomicidad</w:t>
       </w:r>
     </w:p>
@@ -662,7 +804,23 @@
         <w:ind w:left="708"/>
       </w:pPr>
       <w:r>
-        <w:t>Cómo se logra: El sistema registra los pasos de la transacción y, si ocurre un error, revierte todos los cambios realizados (rollback). Solo si todos los pasos se completan, se confirman los cambios (commit).</w:t>
+        <w:t>Cómo se logra: El sistema registra los pasos de la transacción y, si ocurre un error, revierte todos los cambios realizados (</w:t>
+      </w:r>
+      <w:proofErr w:type="spellStart"/>
+      <w:r>
+        <w:t>rollback</w:t>
+      </w:r>
+      <w:proofErr w:type="spellEnd"/>
+      <w:r>
+        <w:t>). Solo si todos los pasos se completan, se confirman los cambios (</w:t>
+      </w:r>
+      <w:proofErr w:type="spellStart"/>
+      <w:r>
+        <w:t>commit</w:t>
+      </w:r>
+      <w:proofErr w:type="spellEnd"/>
+      <w:r>
+        <w:t>).</w:t>
       </w:r>
     </w:p>
     <w:p>
@@ -783,7 +941,15 @@
         <w:ind w:left="708"/>
       </w:pPr>
       <w:r>
-        <w:t>Cómo se logra: Los datos se guardan en almacenamiento persistente (disco, backups). Si hay un corte de energía o reinicio, los cambios ya confirmados no se pierden.</w:t>
+        <w:t xml:space="preserve">Cómo se logra: Los datos se guardan en almacenamiento persistente (disco, </w:t>
+      </w:r>
+      <w:proofErr w:type="spellStart"/>
+      <w:r>
+        <w:t>backups</w:t>
+      </w:r>
+      <w:proofErr w:type="spellEnd"/>
+      <w:r>
+        <w:t>). Si hay un corte de energía o reinicio, los cambios ya confirmados no se pierden.</w:t>
       </w:r>
     </w:p>
     <w:p>
@@ -802,53 +968,61 @@
           <w:ilvl w:val="0"/>
           <w:numId w:val="4"/>
         </w:numPr>
-      </w:pPr>
-      <w:r>
-        <w:t xml:space="preserve">Observe el ejemplo de transacción SQL dado en el texto. Explique la importancia de las sentencias COMENZAR (BEGIN), CONFIRMAR (COMMIT) y DESHACER (ROLLBACK) en el contexto de la atomicidad. </w:t>
-      </w:r>
-    </w:p>
-    <w:p>
-      <w:pPr>
-        <w:ind w:left="708"/>
-      </w:pPr>
-      <w:r>
         <w:rPr>
           <w:b/>
           <w:bCs/>
         </w:rPr>
-        <w:t>COMENZAR (BEGIN)</w:t>
-      </w:r>
-      <w:r>
-        <w:t xml:space="preserve"> define el inicio de la transacción. A partir de este punto, todas las operaciones (actualizaciones, inserciones, borrados) quedan agrupadas como un solo bloque de trabajo.</w:t>
-      </w:r>
-    </w:p>
-    <w:p>
-      <w:pPr>
-        <w:ind w:left="708"/>
       </w:pPr>
       <w:r>
         <w:rPr>
           <w:b/>
           <w:bCs/>
         </w:rPr>
-        <w:t xml:space="preserve">CONFIRMAR (COMMIT) </w:t>
-      </w:r>
-      <w:r>
-        <w:t>finaliza y guarda de forma permanente todos los cambios realizados desde el COMENZAR. Solo si todas las acciones fueron exitosas, la base de datos hace efectivos los cambios.</w:t>
+        <w:t xml:space="preserve">Observe el ejemplo de transacción SQL dado en el texto. Explique la importancia de las sentencias COMENZAR (BEGIN), CONFIRMAR (COMMIT) y DESHACER (ROLLBACK) en el contexto de la atomicidad. </w:t>
       </w:r>
     </w:p>
     <w:p>
       <w:pPr>
         <w:ind w:left="708"/>
-        <w:rPr>
-          <w:lang w:eastAsia="es-AR"/>
-        </w:rPr>
       </w:pPr>
       <w:r>
         <w:rPr>
           <w:b/>
           <w:bCs/>
         </w:rPr>
+        <w:t>COMENZAR (BEGIN)</w:t>
+      </w:r>
+      <w:r>
+        <w:t xml:space="preserve"> define el inicio de la transacción. A partir de este punto, todas las operaciones (actualizaciones, inserciones, borrados) quedan agrupadas como un solo bloque de trabajo.</w:t>
+      </w:r>
+    </w:p>
+    <w:p>
+      <w:pPr>
+        <w:ind w:left="708"/>
+      </w:pPr>
+      <w:r>
+        <w:rPr>
+          <w:b/>
+          <w:bCs/>
+        </w:rPr>
+        <w:t xml:space="preserve">CONFIRMAR (COMMIT) </w:t>
+      </w:r>
+      <w:r>
+        <w:t>finaliza y guarda de forma permanente todos los cambios realizados desde el COMENZAR. Solo si todas las acciones fueron exitosas, la base de datos hace efectivos los cambios.</w:t>
+      </w:r>
+    </w:p>
+    <w:p>
+      <w:pPr>
+        <w:ind w:left="708"/>
+        <w:rPr>
+          <w:lang w:eastAsia="es-AR"/>
+        </w:rPr>
+      </w:pPr>
+      <w:r>
+        <w:rPr>
+          <w:b/>
+          <w:bCs/>
+        </w:rPr>
         <w:lastRenderedPageBreak/>
         <w:t>DESHACER (ROLLBACK)</w:t>
       </w:r>
@@ -878,9 +1052,13 @@
         <w:rPr>
           <w:sz w:val="22"/>
           <w:szCs w:val="22"/>
-        </w:rPr>
-      </w:pPr>
-      <w:r>
+          <w:u w:val="single"/>
+        </w:rPr>
+      </w:pPr>
+      <w:r>
+        <w:rPr>
+          <w:u w:val="single"/>
+        </w:rPr>
         <w:t xml:space="preserve"> </w:t>
       </w:r>
       <w:r>
@@ -889,6 +1067,7 @@
           <w:bCs/>
           <w:sz w:val="22"/>
           <w:szCs w:val="22"/>
+          <w:u w:val="single"/>
         </w:rPr>
         <w:t xml:space="preserve">Parte 3: Control de Concurrencia </w:t>
       </w:r>
@@ -900,8 +1079,16 @@
           <w:ilvl w:val="0"/>
           <w:numId w:val="12"/>
         </w:numPr>
-      </w:pPr>
-      <w:r>
+        <w:rPr>
+          <w:b/>
+          <w:bCs/>
+        </w:rPr>
+      </w:pPr>
+      <w:r>
+        <w:rPr>
+          <w:b/>
+          <w:bCs/>
+        </w:rPr>
         <w:t xml:space="preserve">¿Qué es la concurrencia en bases de datos y cuáles son los desafíos principales que presenta en entornos multiusuario? </w:t>
       </w:r>
     </w:p>
@@ -985,8 +1172,16 @@
           <w:ilvl w:val="0"/>
           <w:numId w:val="12"/>
         </w:numPr>
-      </w:pPr>
-      <w:r>
+        <w:rPr>
+          <w:b/>
+          <w:bCs/>
+        </w:rPr>
+      </w:pPr>
+      <w:r>
+        <w:rPr>
+          <w:b/>
+          <w:bCs/>
+        </w:rPr>
         <w:t xml:space="preserve">Enumere y describa los cuatro problemas de concurrencia comunes (Lecturas sucias, Lecturas no repetibles, Lecturas fantasma, Actualizaciones perdidas). </w:t>
       </w:r>
     </w:p>
@@ -1047,12 +1242,14 @@
           <w:u w:val="single"/>
         </w:rPr>
       </w:pPr>
+      <w:proofErr w:type="gramStart"/>
       <w:r>
         <w:rPr>
           <w:u w:val="single"/>
         </w:rPr>
         <w:t>Lecturas fantasma</w:t>
       </w:r>
+      <w:proofErr w:type="gramEnd"/>
     </w:p>
     <w:p>
       <w:pPr>
@@ -1081,7 +1278,15 @@
         <w:ind w:left="708"/>
       </w:pPr>
       <w:r>
-        <w:t>Dos transacciones modifican el mismo dato casi al mismo tiempo, pero la última actualización sobreescribe la anterior, perdiendo la modificación previa y dejando el sistema en estado inconsistente.</w:t>
+        <w:t xml:space="preserve">Dos transacciones modifican el mismo dato casi al mismo tiempo, pero la última actualización </w:t>
+      </w:r>
+      <w:proofErr w:type="spellStart"/>
+      <w:r>
+        <w:t>sobreescribe</w:t>
+      </w:r>
+      <w:proofErr w:type="spellEnd"/>
+      <w:r>
+        <w:t xml:space="preserve"> la anterior, perdiendo la modificación previa y dejando el sistema en estado inconsistente.</w:t>
       </w:r>
     </w:p>
     <w:p>
@@ -1097,8 +1302,16 @@
           <w:ilvl w:val="0"/>
           <w:numId w:val="12"/>
         </w:numPr>
-      </w:pPr>
-      <w:r>
+        <w:rPr>
+          <w:b/>
+          <w:bCs/>
+        </w:rPr>
+      </w:pPr>
+      <w:r>
+        <w:rPr>
+          <w:b/>
+          <w:bCs/>
+        </w:rPr>
         <w:lastRenderedPageBreak/>
         <w:t xml:space="preserve">Los niveles de aislamiento son fundamentales para gestionar la concurrencia. Mencione los cuatro niveles de aislamiento y explique qué problemas de concurrencia previenen o permiten cada uno. </w:t>
       </w:r>
@@ -1160,7 +1373,15 @@
         <w:ind w:left="708"/>
       </w:pPr>
       <w:r>
-        <w:t>Mientras mayor sea el nivel de aislamiento, menos concurrencia permite el sistema (más bloqueos durante más tiempo), aumentando la integridad pero reduciendo la eficiencia y la velocidad de respuesta.</w:t>
+        <w:t xml:space="preserve">Mientras mayor sea el nivel de aislamiento, menos concurrencia permite el sistema (más bloqueos durante más tiempo), aumentando la </w:t>
+      </w:r>
+      <w:proofErr w:type="gramStart"/>
+      <w:r>
+        <w:t>integridad</w:t>
+      </w:r>
+      <w:proofErr w:type="gramEnd"/>
+      <w:r>
+        <w:t xml:space="preserve"> pero reduciendo la eficiencia y la velocidad de respuesta.</w:t>
       </w:r>
     </w:p>
     <w:p>
@@ -1201,8 +1422,6 @@
       </w:pPr>
       <w:r>
         <w:tab/>
-      </w:r>
-      <w:r>
         <w:t>SET TRANSACTION ISOLATION LEVEL REPEATABLE READ;</w:t>
       </w:r>
     </w:p>
@@ -1233,21 +1452,38 @@
     <w:p>
       <w:r>
         <w:tab/>
-      </w:r>
-      <w:r>
         <w:t>También se puede usar READ COMMITTED, SERIALIZABLE o READ UNCOMMITTED según necesidad.</w:t>
       </w:r>
     </w:p>
     <w:p/>
     <w:p>
       <w:pPr>
-        <w:ind w:left="708"/>
-      </w:pPr>
-      <w:r>
-        <w:t xml:space="preserve">Describa los tres mecanismos de control de concurrencia mencionados en el texto (Bloqueo, Ordenamiento por marca de tiempo, Control de concurrencia de múltiples versiones). En el caso del bloqueo, explique los tipos de bloqueos y cómo previene problemas como las actualizaciones perdidas, haciendo referencia al </w:t>
-      </w:r>
-      <w:r>
-        <w:t xml:space="preserve">ejemplo visual del usuario A y B. </w:t>
+        <w:ind w:left="861" w:hanging="435"/>
+        <w:rPr>
+          <w:b/>
+          <w:bCs/>
+        </w:rPr>
+      </w:pPr>
+      <w:r>
+        <w:rPr>
+          <w:b/>
+          <w:bCs/>
+        </w:rPr>
+        <w:t>4.</w:t>
+      </w:r>
+      <w:r>
+        <w:rPr>
+          <w:b/>
+          <w:bCs/>
+        </w:rPr>
+        <w:tab/>
+      </w:r>
+      <w:r>
+        <w:rPr>
+          <w:b/>
+          <w:bCs/>
+        </w:rPr>
+        <w:t xml:space="preserve">Describa los tres mecanismos de control de concurrencia mencionados en el texto (Bloqueo, Ordenamiento por marca de tiempo, Control de concurrencia de múltiples versiones). En el caso del bloqueo, explique los tipos de bloqueos y cómo previene problemas como las actualizaciones perdidas, haciendo referencia al ejemplo visual del usuario A y B. </w:t>
       </w:r>
     </w:p>
     <w:p>
@@ -1289,7 +1525,15 @@
         </w:rPr>
       </w:pPr>
       <w:r>
-        <w:t>Cuando el usuario A comienza a modificar el inventario, adquiere un bloqueo exclusivo sobre ese producto. Si el usuario B intenta modificar el mismo producto, debe esperar hasta que A termine y libere el bloqueo (al confirmar su transacción con "commit"). Así se previenen actualizaciones perdidas, ya que solo se permite una modificación a la vez, garantizando coherencia y evitando sobrescribir cambios de otros usuarios.</w:t>
+        <w:t>Cuando el usuario A comienza a modificar el inventario, adquiere un bloqueo exclusivo sobre ese producto. Si el usuario B intenta modificar el mismo producto, debe esperar hasta que A termine y libere el bloqueo (al confirmar su transacción con "</w:t>
+      </w:r>
+      <w:proofErr w:type="spellStart"/>
+      <w:r>
+        <w:t>commit</w:t>
+      </w:r>
+      <w:proofErr w:type="spellEnd"/>
+      <w:r>
+        <w:t>"). Así se previenen actualizaciones perdidas, ya que solo se permite una modificación a la vez, garantizando coherencia y evitando sobrescribir cambios de otros usuarios.</w:t>
       </w:r>
     </w:p>
     <w:p>
@@ -1375,10 +1619,34 @@
           <w:ilvl w:val="0"/>
           <w:numId w:val="12"/>
         </w:numPr>
-      </w:pPr>
-      <w:r>
+        <w:rPr>
+          <w:b/>
+          <w:bCs/>
+        </w:rPr>
+      </w:pPr>
+      <w:r>
+        <w:rPr>
+          <w:b/>
+          <w:bCs/>
+        </w:rPr>
         <w:lastRenderedPageBreak/>
-        <w:t>¿Qué es un bloqueo mutuo (deadlock) y cómo se resuelven?</w:t>
+        <w:t>¿Qué es un bloqueo mutuo (</w:t>
+      </w:r>
+      <w:proofErr w:type="spellStart"/>
+      <w:r>
+        <w:rPr>
+          <w:b/>
+          <w:bCs/>
+        </w:rPr>
+        <w:t>deadlock</w:t>
+      </w:r>
+      <w:proofErr w:type="spellEnd"/>
+      <w:r>
+        <w:rPr>
+          <w:b/>
+          <w:bCs/>
+        </w:rPr>
+        <w:t>) y cómo se resuelven?</w:t>
       </w:r>
     </w:p>
     <w:p>
@@ -1386,7 +1654,15 @@
         <w:ind w:left="708"/>
       </w:pPr>
       <w:r>
-        <w:t>Un bloqueo mutuo (o deadlock) es una situación en la que dos o más transacciones quedan permanentemente bloqueadas porque cada una está esperando que la otra libere un recurso necesario para continuar. Por ejemplo, la transacción A bloquea el recurso 1 y espera el recurso 2, mientras que la transacción B bloquea el recurso 2 y espera el recurso 1. Ninguna puede avanzar y el sistema entra en un estado de espera circular.​</w:t>
+        <w:t>Un bloqueo mutuo (o </w:t>
+      </w:r>
+      <w:proofErr w:type="spellStart"/>
+      <w:r>
+        <w:t>deadlock</w:t>
+      </w:r>
+      <w:proofErr w:type="spellEnd"/>
+      <w:r>
+        <w:t>) es una situación en la que dos o más transacciones quedan permanentemente bloqueadas porque cada una está esperando que la otra libere un recurso necesario para continuar. Por ejemplo, la transacción A bloquea el recurso 1 y espera el recurso 2, mientras que la transacción B bloquea el recurso 2 y espera el recurso 1. Ninguna puede avanzar y el sistema entra en un estado de espera circular.​</w:t>
       </w:r>
     </w:p>
     <w:p>
@@ -1402,7 +1678,23 @@
         <w:ind w:left="708"/>
       </w:pPr>
       <w:r>
-        <w:t>Detección y eliminación: Los sistemas de bases de datos detectan automáticamente el deadlock vigilando los recursos bloqueados y las dependencias. Cuando se detecta, el gestor escoge una de las transacciones involucradas como "víctima", la aborta (rollback) y libera sus recursos para que las demás puedan continuar.​</w:t>
+        <w:t xml:space="preserve">Detección y eliminación: Los sistemas de bases de datos detectan automáticamente el </w:t>
+      </w:r>
+      <w:proofErr w:type="spellStart"/>
+      <w:r>
+        <w:t>deadlock</w:t>
+      </w:r>
+      <w:proofErr w:type="spellEnd"/>
+      <w:r>
+        <w:t xml:space="preserve"> vigilando los recursos bloqueados y las dependencias. Cuando se detecta, el gestor escoge una de las transacciones involucradas como "víctima", la aborta (</w:t>
+      </w:r>
+      <w:proofErr w:type="spellStart"/>
+      <w:r>
+        <w:t>rollback</w:t>
+      </w:r>
+      <w:proofErr w:type="spellEnd"/>
+      <w:r>
+        <w:t>) y libera sus recursos para que las demás puedan continuar.​</w:t>
       </w:r>
     </w:p>
     <w:p>
@@ -1418,7 +1710,15 @@
         <w:ind w:left="708"/>
       </w:pPr>
       <w:r>
-        <w:t>Evitación: El sistema analiza si una nueva solicitud de recurso puede llevar a deadlock antes de concederla.</w:t>
+        <w:t xml:space="preserve">Evitación: El sistema analiza si una nueva solicitud de recurso puede llevar a </w:t>
+      </w:r>
+      <w:proofErr w:type="spellStart"/>
+      <w:r>
+        <w:t>deadlock</w:t>
+      </w:r>
+      <w:proofErr w:type="spellEnd"/>
+      <w:r>
+        <w:t xml:space="preserve"> antes de concederla.</w:t>
       </w:r>
     </w:p>
     <w:p/>
@@ -1428,6 +1728,7 @@
         <w:rPr>
           <w:sz w:val="22"/>
           <w:szCs w:val="22"/>
+          <w:u w:val="single"/>
         </w:rPr>
       </w:pPr>
       <w:r>
@@ -1436,6 +1737,7 @@
           <w:bCs/>
           <w:sz w:val="22"/>
           <w:szCs w:val="22"/>
+          <w:u w:val="single"/>
         </w:rPr>
         <w:t xml:space="preserve">Parte 4: Aplicaciones en el Mundo Real y Preguntas para Investigar </w:t>
       </w:r>
@@ -1447,10 +1749,166 @@
           <w:ilvl w:val="0"/>
           <w:numId w:val="20"/>
         </w:numPr>
-      </w:pPr>
-      <w:r>
-        <w:t xml:space="preserve">Identifique y explique tres aplicaciones del mundo real donde las transacciones son críticas para mantener la integridad y consistencia de los datos. </w:t>
-      </w:r>
+        <w:rPr>
+          <w:b/>
+          <w:bCs/>
+        </w:rPr>
+      </w:pPr>
+      <w:r>
+        <w:rPr>
+          <w:b/>
+          <w:bCs/>
+        </w:rPr>
+        <w:t>Identifique y explique tres aplicaciones del mundo real donde las transacciones son críticas para</w:t>
+      </w:r>
+      <w:r>
+        <w:t xml:space="preserve"> </w:t>
+      </w:r>
+      <w:r>
+        <w:rPr>
+          <w:b/>
+          <w:bCs/>
+        </w:rPr>
+        <w:t xml:space="preserve">mantener la integridad y consistencia de los datos. </w:t>
+      </w:r>
+    </w:p>
+    <w:p>
+      <w:pPr>
+        <w:rPr>
+          <w:rFonts w:cstheme="minorHAnsi"/>
+          <w:i/>
+          <w:iCs/>
+        </w:rPr>
+      </w:pPr>
+      <w:r>
+        <w:rPr>
+          <w:rFonts w:cstheme="minorHAnsi"/>
+          <w:i/>
+          <w:iCs/>
+        </w:rPr>
+        <w:t>Sistemas Bancarios y Financieros (Transferencias, Cajeros Automáticos):</w:t>
+      </w:r>
+    </w:p>
+    <w:p>
+      <w:pPr>
+        <w:rPr>
+          <w:rFonts w:cstheme="minorHAnsi"/>
+        </w:rPr>
+      </w:pPr>
+      <w:r>
+        <w:rPr>
+          <w:rFonts w:cstheme="minorHAnsi"/>
+        </w:rPr>
+        <w:t>Una transferencia de fondos debe ser completamente atómica (ej. débito y crédito deben ocurrir juntos) y consistente (el balance total debe conservarse). Un fallo en la atomicidad podría resultar en la pérdida de dinero para el banco o el cliente.</w:t>
+      </w:r>
+    </w:p>
+    <w:p>
+      <w:pPr>
+        <w:rPr>
+          <w:rFonts w:cstheme="minorHAnsi"/>
+          <w:i/>
+          <w:iCs/>
+        </w:rPr>
+      </w:pPr>
+      <w:r>
+        <w:rPr>
+          <w:rFonts w:cstheme="minorHAnsi"/>
+          <w:i/>
+          <w:iCs/>
+        </w:rPr>
+        <w:t>Sistemas de Comercio Electrónico (E-</w:t>
+      </w:r>
+      <w:proofErr w:type="spellStart"/>
+      <w:r>
+        <w:rPr>
+          <w:rFonts w:cstheme="minorHAnsi"/>
+          <w:i/>
+          <w:iCs/>
+        </w:rPr>
+        <w:t>commerce</w:t>
+      </w:r>
+      <w:proofErr w:type="spellEnd"/>
+      <w:r>
+        <w:rPr>
+          <w:rFonts w:cstheme="minorHAnsi"/>
+          <w:i/>
+          <w:iCs/>
+        </w:rPr>
+        <w:t>) y Gestión de Inventario:</w:t>
+      </w:r>
+    </w:p>
+    <w:p>
+      <w:pPr>
+        <w:rPr>
+          <w:rFonts w:cstheme="minorHAnsi"/>
+        </w:rPr>
+      </w:pPr>
+      <w:r>
+        <w:rPr>
+          <w:rFonts w:cstheme="minorHAnsi"/>
+        </w:rPr>
+        <w:t>Una transacción de compra debe ser atómica (debitar el pago y disminuir el inventario al mismo tiempo). El aislamiento es clave para evitar la doble venta del último artículo en stock (problema de actualización perdida). La durabilidad garantiza que una vez que el cliente paga, la compra es registrada permanentemente.</w:t>
+      </w:r>
+    </w:p>
+    <w:p>
+      <w:pPr>
+        <w:rPr>
+          <w:rFonts w:cstheme="minorHAnsi"/>
+          <w:i/>
+          <w:iCs/>
+        </w:rPr>
+      </w:pPr>
+      <w:r>
+        <w:rPr>
+          <w:rFonts w:cstheme="minorHAnsi"/>
+          <w:i/>
+          <w:iCs/>
+        </w:rPr>
+        <w:t>Sistemas de Reservas (Vuelos, Hoteles, Boletos):</w:t>
+      </w:r>
+    </w:p>
+    <w:p>
+      <w:pPr>
+        <w:rPr>
+          <w:rFonts w:cstheme="minorHAnsi"/>
+        </w:rPr>
+      </w:pPr>
+      <w:r>
+        <w:rPr>
+          <w:rFonts w:cstheme="minorHAnsi"/>
+        </w:rPr>
+        <w:t>Una transacción de reserva debe bloquear el asiento, procesar el pago y actualizar el inventario de disponibilidad. El aislamiento asegura que otra transacción no pueda reservar el mismo asiento mientras la primera está en curso.</w:t>
+      </w:r>
+    </w:p>
+    <w:p>
+      <w:pPr>
+        <w:pStyle w:val="Prrafodelista"/>
+        <w:ind w:left="1068"/>
+      </w:pPr>
+    </w:p>
+    <w:p>
+      <w:pPr>
+        <w:pStyle w:val="Prrafodelista"/>
+        <w:ind w:left="1068"/>
+      </w:pPr>
+    </w:p>
+    <w:p>
+      <w:pPr>
+        <w:pStyle w:val="Prrafodelista"/>
+        <w:ind w:left="1068"/>
+      </w:pPr>
+    </w:p>
+    <w:p>
+      <w:pPr>
+        <w:pStyle w:val="Prrafodelista"/>
+        <w:ind w:left="1068"/>
+      </w:pPr>
+    </w:p>
+    <w:p>
+      <w:pPr>
+        <w:pStyle w:val="Prrafodelista"/>
+        <w:ind w:left="1068"/>
+      </w:pPr>
     </w:p>
     <w:p>
       <w:pPr>
@@ -1483,8 +1941,17 @@
           <w:ilvl w:val="0"/>
           <w:numId w:val="20"/>
         </w:numPr>
-      </w:pPr>
-      <w:r>
+        <w:rPr>
+          <w:b/>
+          <w:bCs/>
+        </w:rPr>
+      </w:pPr>
+      <w:r>
+        <w:rPr>
+          <w:b/>
+          <w:bCs/>
+        </w:rPr>
+        <w:lastRenderedPageBreak/>
         <w:t xml:space="preserve">Preguntas de Investigación (requiere información fuera del texto proporcionadas): </w:t>
       </w:r>
     </w:p>
@@ -1503,7 +1970,23 @@
         <w:ind w:left="2832" w:firstLine="45"/>
       </w:pPr>
       <w:r>
-        <w:t xml:space="preserve">▪ Sitios web sugeridos para la investigación: Documentación oficial de sistemas de gestión de bases de datos (por ejemplo, PostgreSQL, MySQL, Microsoft SQL Server), blogs técnicos especializados en bases de datos (ej. Percona, Redgate, blogs de proveedores de nube como AWS o Google Cloud), artículos académicos o de conferencias sobre control de concurrencia. </w:t>
+        <w:t xml:space="preserve">▪ Sitios web sugeridos para la investigación: Documentación oficial de sistemas de gestión de bases de datos (por ejemplo, PostgreSQL, MySQL, Microsoft SQL Server), blogs técnicos especializados en bases de datos (ej. </w:t>
+      </w:r>
+      <w:proofErr w:type="spellStart"/>
+      <w:r>
+        <w:t>Percona</w:t>
+      </w:r>
+      <w:proofErr w:type="spellEnd"/>
+      <w:r>
+        <w:t xml:space="preserve">, </w:t>
+      </w:r>
+      <w:proofErr w:type="spellStart"/>
+      <w:r>
+        <w:t>Redgate</w:t>
+      </w:r>
+      <w:proofErr w:type="spellEnd"/>
+      <w:r>
+        <w:t xml:space="preserve">, blogs de proveedores de nube como AWS o Google Cloud), artículos académicos o de conferencias sobre control de concurrencia. </w:t>
       </w:r>
     </w:p>
     <w:p>
@@ -1519,7 +2002,23 @@
         <w:ind w:left="1416"/>
       </w:pPr>
       <w:r>
-        <w:t>El control pesimista asume que los conflictos de acceso concurrente son frecuentes. Por eso, cuando una transacción quiere modificar un registro, lo bloquea (a nivel de fila, página o tabla), impidiendo que otro usuario lo lea o modifique hasta que la transacción termine (haga commit o rollback).​</w:t>
+        <w:t xml:space="preserve">El control pesimista asume que los conflictos de acceso concurrente son frecuentes. Por eso, cuando una transacción quiere modificar un registro, lo bloquea (a nivel de fila, página o tabla), impidiendo que otro usuario lo lea o modifique hasta que la transacción termine (haga </w:t>
+      </w:r>
+      <w:proofErr w:type="spellStart"/>
+      <w:r>
+        <w:t>commit</w:t>
+      </w:r>
+      <w:proofErr w:type="spellEnd"/>
+      <w:r>
+        <w:t xml:space="preserve"> o </w:t>
+      </w:r>
+      <w:proofErr w:type="spellStart"/>
+      <w:r>
+        <w:t>rollback</w:t>
+      </w:r>
+      <w:proofErr w:type="spellEnd"/>
+      <w:r>
+        <w:t>).​</w:t>
       </w:r>
     </w:p>
     <w:p>
@@ -1543,8 +2042,117 @@
         <w:ind w:left="1416"/>
       </w:pPr>
       <w:r>
+        <w:t>Garantiza que no ocurrirán actualizaciones perdidas o inconsistencias, a costa de menor concurrencia y posible aumento de esperas y bloqueos mutuos (</w:t>
+      </w:r>
+      <w:proofErr w:type="spellStart"/>
+      <w:r>
+        <w:t>deadlocks</w:t>
+      </w:r>
+      <w:proofErr w:type="spellEnd"/>
+      <w:r>
+        <w:t>).</w:t>
+      </w:r>
+    </w:p>
+    <w:p>
+      <w:pPr>
+        <w:ind w:left="1416"/>
+      </w:pPr>
+      <w:r>
+        <w:t>¿Cuándo es recomendable?</w:t>
+      </w:r>
+    </w:p>
+    <w:p>
+      <w:pPr>
+        <w:ind w:left="1416"/>
+      </w:pPr>
+      <w:r>
+        <w:t>En entornos donde los conflictos de acceso simultáneo son comunes y los datos tienen alta contención (por ejemplo, procesamiento de transacciones bancarias, sistemas de inventario críticos).</w:t>
+      </w:r>
+    </w:p>
+    <w:p>
+      <w:pPr>
+        <w:ind w:left="1416"/>
+      </w:pPr>
+      <w:r>
+        <w:t>Cuando las transacciones son cortas y frecuentes, para minimizar el tiempo de bloqueo y brindar alta seguridad.</w:t>
+      </w:r>
+    </w:p>
+    <w:p>
+      <w:pPr>
+        <w:ind w:left="1416"/>
+      </w:pPr>
+    </w:p>
+    <w:p>
+      <w:pPr>
+        <w:ind w:left="1416"/>
+      </w:pPr>
+      <w:r>
+        <w:t>2. Control de concurrencia optimista (OCC)</w:t>
+      </w:r>
+    </w:p>
+    <w:p>
+      <w:pPr>
+        <w:ind w:left="1416"/>
+      </w:pPr>
+      <w:r>
+        <w:t>¿En qué consiste?</w:t>
+      </w:r>
+    </w:p>
+    <w:p>
+      <w:pPr>
+        <w:ind w:left="1416"/>
+      </w:pPr>
+      <w:r>
+        <w:t xml:space="preserve">El OCC asume que los conflictos de acceso concurrente son raros. Por ello, las transacciones avanzan sin bloquear los datos. Antes de hacer </w:t>
+      </w:r>
+      <w:proofErr w:type="spellStart"/>
+      <w:r>
+        <w:t>commit</w:t>
+      </w:r>
+      <w:proofErr w:type="spellEnd"/>
+      <w:r>
+        <w:t>, el sistema valida que los datos que la transacción leyó y quiere modificar no hayan sido cambiados por otra transacción. Si todo está bien, la transacción se confirma; si hubo un cambio, se deshace (</w:t>
+      </w:r>
+      <w:proofErr w:type="spellStart"/>
+      <w:r>
+        <w:t>rollback</w:t>
+      </w:r>
+      <w:proofErr w:type="spellEnd"/>
+      <w:r>
+        <w:t>) y puede reintentarse.​</w:t>
+      </w:r>
+    </w:p>
+    <w:p>
+      <w:pPr>
+        <w:ind w:left="1416"/>
+      </w:pPr>
+      <w:r>
+        <w:t>Fases típicas del OCC:</w:t>
+      </w:r>
+    </w:p>
+    <w:p>
+      <w:pPr>
+        <w:ind w:left="1416"/>
+      </w:pPr>
+      <w:r>
+        <w:t>Lectura: Lee y trabaja sobre una copia de los datos actual.</w:t>
+      </w:r>
+    </w:p>
+    <w:p>
+      <w:pPr>
+        <w:ind w:left="1416"/>
+      </w:pPr>
+      <w:r>
+        <w:t>Validación: Antes de escribir, verifica que otros no hayan modificado los datos involucrados.</w:t>
+      </w:r>
+    </w:p>
+    <w:p>
+      <w:pPr>
+        <w:ind w:left="1416"/>
+      </w:pPr>
+      <w:r>
         <w:lastRenderedPageBreak/>
-        <w:t>Garantiza que no ocurrirán actualizaciones perdidas o inconsistencias, a costa de menor concurrencia y posible aumento de esperas y bloqueos mutuos (deadlocks).</w:t>
+        <w:t>Escritura: Si la validación es exitosa, los cambios se guardan; si no, se deshacen y la transacción puede reiniciarse.</w:t>
       </w:r>
     </w:p>
     <w:p>
@@ -1560,7 +2168,7 @@
         <w:ind w:left="1416"/>
       </w:pPr>
       <w:r>
-        <w:t>En entornos donde los conflictos de acceso simultáneo son comunes y los datos tienen alta contención (por ejemplo, procesamiento de transacciones bancarias, sistemas de inventario críticos).</w:t>
+        <w:t>En sistemas donde las transacciones suelen trabajar sobre datos distintos y los conflictos son poco frecuentes (por ejemplo, aplicaciones donde los usuarios principalmente consultan datos o actualizan registros independientes).</w:t>
       </w:r>
     </w:p>
     <w:p>
@@ -1568,190 +2176,595 @@
         <w:ind w:left="1416"/>
       </w:pPr>
       <w:r>
-        <w:t>Cuando las transacciones son cortas y frecuentes, para minimizar el tiempo de bloqueo y brindar alta seguridad.</w:t>
-      </w:r>
-    </w:p>
-    <w:p>
-      <w:pPr>
-        <w:ind w:left="1416"/>
-      </w:pPr>
-    </w:p>
-    <w:p>
-      <w:pPr>
-        <w:ind w:left="1416"/>
-      </w:pPr>
-      <w:r>
-        <w:t>2. Control de concurrencia optimista (OCC)</w:t>
-      </w:r>
-    </w:p>
-    <w:p>
-      <w:pPr>
-        <w:ind w:left="1416"/>
-      </w:pPr>
-      <w:r>
-        <w:t>¿En qué consiste?</w:t>
-      </w:r>
-    </w:p>
-    <w:p>
-      <w:pPr>
-        <w:ind w:left="1416"/>
-      </w:pPr>
-      <w:r>
-        <w:t>El OCC asume que los conflictos de acceso concurrente son raros. Por ello, las transacciones avanzan sin bloquear los datos. Antes de hacer commit, el sistema valida que los datos que la transacción leyó y quiere modificar no hayan sido cambiados por otra transacción. Si todo está bien, la transacción se confirma; si hubo un cambio, se deshace (rollback) y puede reintentarse.​</w:t>
-      </w:r>
-    </w:p>
-    <w:p>
-      <w:pPr>
-        <w:ind w:left="1416"/>
-      </w:pPr>
-      <w:r>
-        <w:t>Fases típicas del OCC:</w:t>
-      </w:r>
-    </w:p>
-    <w:p>
-      <w:pPr>
-        <w:ind w:left="1416"/>
-      </w:pPr>
-      <w:r>
-        <w:t>Lectura: Lee y trabaja sobre una copia de los datos actual.</w:t>
-      </w:r>
-    </w:p>
-    <w:p>
-      <w:pPr>
-        <w:ind w:left="1416"/>
-      </w:pPr>
-      <w:r>
-        <w:t>Validación: Antes de escribir, verifica que otros no hayan modificado los datos involucrados.</w:t>
-      </w:r>
-    </w:p>
-    <w:p>
-      <w:pPr>
-        <w:ind w:left="1416"/>
-      </w:pPr>
-      <w:r>
-        <w:t>Escritura: Si la validación es exitosa, los cambios se guardan; si no, se deshacen y la transacción puede reiniciarse.</w:t>
-      </w:r>
-    </w:p>
-    <w:p>
-      <w:pPr>
-        <w:ind w:left="1416"/>
-      </w:pPr>
-      <w:r>
-        <w:t>¿Cuándo es recomendable?</w:t>
-      </w:r>
-    </w:p>
-    <w:p>
-      <w:pPr>
-        <w:ind w:left="1416"/>
-      </w:pPr>
-      <w:r>
-        <w:t>En sistemas donde las transacciones suelen trabajar sobre datos distintos y los conflictos son poco frecuentes (por ejemplo, aplicaciones donde los usuarios principalmente consultan datos o actualizan registros independientes).</w:t>
-      </w:r>
-    </w:p>
-    <w:p>
-      <w:pPr>
-        <w:ind w:left="1416"/>
-      </w:pPr>
-      <w:r>
         <w:t>Es ideal para operaciones “desconectadas” o que involucran largas sesiones de usuario.</w:t>
       </w:r>
     </w:p>
     <w:p>
       <w:pPr>
-        <w:ind w:left="1416"/>
-      </w:pPr>
-      <w:r>
-        <w:pict w14:anchorId="707E3D2D">
-          <v:rect id="_x0000_i1042" style="width:0;height:.75pt" o:hralign="center" o:hrstd="t" o:hr="t" fillcolor="#a0a0a0" stroked="f"/>
-        </w:pict>
-      </w:r>
-    </w:p>
-    <w:p>
-      <w:pPr>
-        <w:ind w:left="1416"/>
-      </w:pPr>
-      <w:r>
-        <w:t>Comparación y ejemplo de uso</w:t>
+        <w:ind w:left="708" w:firstLine="708"/>
+      </w:pPr>
+    </w:p>
+    <w:p>
+      <w:pPr>
+        <w:ind w:left="708" w:firstLine="708"/>
+      </w:pPr>
+      <w:r>
+        <w:t>Pregunta 2: Elija un sistema de gestión de bases de datos (DBMS) específico (por ejemplo, PostgreSQL, MySQL, Oracle, SQL Server). Investigue cómo este DBMS implementa las propiedades ACID y cuáles son sus niveles de aislamiento predeterminados. ¿Existen diferencias significativas en la implementación de ACID o en la gestión de la concurrencia en comparación con lo que se describe de forma general en el módulo?</w:t>
+      </w:r>
+    </w:p>
+    <w:p>
+      <w:pPr>
+        <w:ind w:left="2832"/>
+      </w:pPr>
+      <w:r>
+        <w:t xml:space="preserve"> ▪ Sitios web sugeridos para la investigación: Documentación oficial del DBMS elegido, foros de la comunidad de dicho DBMS, libros y cursos especializados en ese DBMS, blogs de ingenieros de bases de datos que trabajen con el sistema elegido. </w:t>
+      </w:r>
+    </w:p>
+    <w:p>
+      <w:pPr>
+        <w:ind w:left="708"/>
+      </w:pPr>
+    </w:p>
+    <w:p>
+      <w:r>
+        <w:t xml:space="preserve">Se ha </w:t>
+      </w:r>
+      <w:r>
+        <w:t>elegido PostgreSQL como Sistema de Gestión de Bases de Datos (DBMS)</w:t>
+      </w:r>
+      <w:r>
+        <w:t xml:space="preserve"> </w:t>
+      </w:r>
+      <w:r>
+        <w:t xml:space="preserve">ya que es un sistema robusto, open </w:t>
+      </w:r>
+      <w:proofErr w:type="spellStart"/>
+      <w:r>
+        <w:t>source</w:t>
+      </w:r>
+      <w:proofErr w:type="spellEnd"/>
+      <w:r>
+        <w:t xml:space="preserve"> y conocido por su estricto cumplimiento de los estándares de bases de datos.</w:t>
+      </w:r>
+    </w:p>
+    <w:p>
+      <w:pPr>
+        <w:rPr>
+          <w:i/>
+          <w:iCs/>
+        </w:rPr>
+      </w:pPr>
+      <w:r>
+        <w:rPr>
+          <w:i/>
+          <w:iCs/>
+        </w:rPr>
+        <w:t>1. Implementación de Propiedades ACID en PostgreSQL</w:t>
+      </w:r>
+    </w:p>
+    <w:p>
+      <w:r>
+        <w:t xml:space="preserve">PostgreSQL está diseñado para ser completamente ACID </w:t>
+      </w:r>
+      <w:proofErr w:type="spellStart"/>
+      <w:r>
+        <w:t>compliant</w:t>
+      </w:r>
+      <w:proofErr w:type="spellEnd"/>
+      <w:r>
+        <w:t>.</w:t>
+      </w:r>
+    </w:p>
+    <w:p>
+      <w:r>
+        <w:t xml:space="preserve">Atomicidad (A) y Durabilidad (D): Se implementan a través del sistema de </w:t>
+      </w:r>
+      <w:proofErr w:type="spellStart"/>
+      <w:r>
+        <w:t>Write-Ahead</w:t>
+      </w:r>
+      <w:proofErr w:type="spellEnd"/>
+      <w:r>
+        <w:t xml:space="preserve"> </w:t>
+      </w:r>
+      <w:proofErr w:type="spellStart"/>
+      <w:r>
+        <w:t>Logging</w:t>
+      </w:r>
+      <w:proofErr w:type="spellEnd"/>
+      <w:r>
+        <w:t xml:space="preserve"> (WAL).</w:t>
+      </w:r>
+    </w:p>
+    <w:p>
+      <w:r>
+        <w:t>WAL: Asegura que todos los cambios en la transacción se escriban en un registro persistente (log) antes de que los cambios se apliquen realmente a los archivos de datos principales en el disco. Esto garantiza que si el sistema falla (ej., un corte de energía) antes de que el COMMIT llegue a los archivos de datos, la transacción aún pueda recuperarse completamente de los registros WAL en el reinicio del servidor, garantizando la Durabilidad. Si la transacción falla, el log permite el ROLLBACK para garantizar la Atomicidad.</w:t>
+      </w:r>
+    </w:p>
+    <w:p>
+      <w:r>
+        <w:t>Aislamiento (I): Se implementa principalmente mediante el Control de Concurrencia de Múltiples Versiones (MVCC).</w:t>
+      </w:r>
+    </w:p>
+    <w:p>
+      <w:r>
+        <w:t>MVCC: Permite que las operaciones de lectura accedan a versiones anteriores de las filas modificadas por otras transacciones que aún no han confirmado. Esto significa que las lecturas no bloquean las escrituras, y las escrituras no bloquean las lecturas, mejorando significativamente la concurrencia.</w:t>
+      </w:r>
+    </w:p>
+    <w:p>
+      <w:r>
+        <w:t xml:space="preserve">Consistencia (C): Se garantiza mediante la imposición de todas las restricciones de integridad (clave primaria, clave foránea, </w:t>
+      </w:r>
+      <w:proofErr w:type="spellStart"/>
+      <w:r>
+        <w:t>check</w:t>
+      </w:r>
+      <w:proofErr w:type="spellEnd"/>
+      <w:r>
+        <w:t>, unicidad) y la reversión de transacciones que intenten violar estas reglas.</w:t>
       </w:r>
     </w:p>
     <w:p/>
     <w:p>
       <w:pPr>
-        <w:ind w:left="708" w:firstLine="708"/>
-      </w:pPr>
-    </w:p>
-    <w:p>
-      <w:pPr>
-        <w:ind w:left="708" w:firstLine="708"/>
-      </w:pPr>
-    </w:p>
-    <w:p>
-      <w:pPr>
-        <w:ind w:left="708" w:firstLine="708"/>
-      </w:pPr>
-    </w:p>
-    <w:p>
-      <w:pPr>
-        <w:ind w:left="708" w:firstLine="708"/>
-      </w:pPr>
-    </w:p>
-    <w:p>
-      <w:pPr>
-        <w:ind w:left="708" w:firstLine="708"/>
-      </w:pPr>
-    </w:p>
-    <w:p>
-      <w:pPr>
-        <w:ind w:left="708" w:firstLine="708"/>
-      </w:pPr>
-    </w:p>
-    <w:p>
-      <w:pPr>
-        <w:ind w:left="708" w:firstLine="708"/>
-      </w:pPr>
-    </w:p>
-    <w:p>
-      <w:pPr>
-        <w:ind w:left="708" w:firstLine="708"/>
-      </w:pPr>
-    </w:p>
-    <w:p>
-      <w:pPr>
-        <w:ind w:left="708" w:firstLine="708"/>
-      </w:pPr>
-    </w:p>
-    <w:p>
-      <w:pPr>
-        <w:ind w:left="708" w:firstLine="708"/>
-      </w:pPr>
-    </w:p>
-    <w:p>
-      <w:pPr>
-        <w:ind w:left="708" w:firstLine="708"/>
-      </w:pPr>
-    </w:p>
-    <w:p>
-      <w:pPr>
-        <w:ind w:left="708" w:firstLine="708"/>
-      </w:pPr>
-      <w:r>
-        <w:t>Pregunta 2: Elija un sistema de gestión de bases de datos (DBMS) específico (por ejemplo, PostgreSQL, MySQL, Oracle, SQL Server). Investigue cómo este DBMS implementa las propiedades ACID y cuáles son sus niveles de aislamiento predeterminados. ¿Existen diferencias significativas en la implementación de ACID o en la gestión de la concurrencia en comparación con lo que se describe de forma general en el módulo?</w:t>
-      </w:r>
-    </w:p>
-    <w:p>
-      <w:pPr>
-        <w:ind w:left="2832"/>
-      </w:pPr>
-      <w:r>
-        <w:t xml:space="preserve"> ▪ Sitios web sugeridos para la investigación: Documentación oficial del DBMS elegido, foros de la comunidad de dicho DBMS, libros y cursos especializados en ese DBMS, blogs de ingenieros de bases de datos que trabajen con el sistema elegido. </w:t>
-      </w:r>
-    </w:p>
-    <w:p>
-      <w:pPr>
-        <w:ind w:left="708"/>
-      </w:pPr>
+        <w:rPr>
+          <w:i/>
+          <w:iCs/>
+        </w:rPr>
+      </w:pPr>
+    </w:p>
+    <w:p>
+      <w:pPr>
+        <w:rPr>
+          <w:i/>
+          <w:iCs/>
+        </w:rPr>
+      </w:pPr>
+      <w:r>
+        <w:rPr>
+          <w:i/>
+          <w:iCs/>
+        </w:rPr>
+        <w:lastRenderedPageBreak/>
+        <w:t>2. Niveles de Aislamiento Predeterminados</w:t>
+      </w:r>
+    </w:p>
+    <w:p>
+      <w:r>
+        <w:t>El nivel de aislamiento predeterminado en PostgreSQL es READ COMMITTED.</w:t>
+      </w:r>
     </w:p>
     <w:p/>
+    <w:p>
+      <w:pPr>
+        <w:rPr>
+          <w:i/>
+          <w:iCs/>
+        </w:rPr>
+      </w:pPr>
+      <w:r>
+        <w:rPr>
+          <w:i/>
+          <w:iCs/>
+        </w:rPr>
+        <w:t>3. Diferencias Significativas en la Gestión de la Concurrencia</w:t>
+      </w:r>
+    </w:p>
+    <w:p>
+      <w:r>
+        <w:t>Existe una diferencia clave entre la implementación de PostgreSQL (basada en MVCC) y la descripción teórica general (basada en bloqueos puros) en los manuales de bases de datos:</w:t>
+      </w:r>
+    </w:p>
+    <w:p/>
+    <w:tbl>
+      <w:tblPr>
+        <w:tblW w:w="0" w:type="auto"/>
+        <w:tblCellSpacing w:w="15" w:type="dxa"/>
+        <w:tblCellMar>
+          <w:left w:w="0" w:type="dxa"/>
+          <w:right w:w="0" w:type="dxa"/>
+        </w:tblCellMar>
+        <w:tblLook w:val="04A0" w:firstRow="1" w:lastRow="0" w:firstColumn="1" w:lastColumn="0" w:noHBand="0" w:noVBand="1"/>
+      </w:tblPr>
+      <w:tblGrid>
+        <w:gridCol w:w="2263"/>
+        <w:gridCol w:w="2821"/>
+        <w:gridCol w:w="5248"/>
+      </w:tblGrid>
+      <w:tr>
+        <w:trPr>
+          <w:tblHeader/>
+          <w:tblCellSpacing w:w="15" w:type="dxa"/>
+        </w:trPr>
+        <w:tc>
+          <w:tcPr>
+            <w:tcW w:w="0" w:type="auto"/>
+            <w:tcBorders>
+              <w:top w:val="single" w:sz="6" w:space="0" w:color="auto"/>
+              <w:left w:val="single" w:sz="6" w:space="0" w:color="auto"/>
+              <w:bottom w:val="single" w:sz="6" w:space="0" w:color="auto"/>
+              <w:right w:val="single" w:sz="6" w:space="0" w:color="auto"/>
+            </w:tcBorders>
+            <w:tcMar>
+              <w:top w:w="120" w:type="dxa"/>
+              <w:left w:w="180" w:type="dxa"/>
+              <w:bottom w:w="120" w:type="dxa"/>
+              <w:right w:w="180" w:type="dxa"/>
+            </w:tcMar>
+            <w:vAlign w:val="center"/>
+            <w:hideMark/>
+          </w:tcPr>
+          <w:p>
+            <w:pPr>
+              <w:rPr>
+                <w:b/>
+                <w:bCs/>
+              </w:rPr>
+            </w:pPr>
+            <w:r>
+              <w:rPr>
+                <w:b/>
+                <w:bCs/>
+              </w:rPr>
+              <w:t>Característica</w:t>
+            </w:r>
+          </w:p>
+        </w:tc>
+        <w:tc>
+          <w:tcPr>
+            <w:tcW w:w="0" w:type="auto"/>
+            <w:tcBorders>
+              <w:top w:val="single" w:sz="6" w:space="0" w:color="auto"/>
+              <w:left w:val="single" w:sz="6" w:space="0" w:color="auto"/>
+              <w:bottom w:val="single" w:sz="6" w:space="0" w:color="auto"/>
+              <w:right w:val="single" w:sz="6" w:space="0" w:color="auto"/>
+            </w:tcBorders>
+            <w:tcMar>
+              <w:top w:w="120" w:type="dxa"/>
+              <w:left w:w="180" w:type="dxa"/>
+              <w:bottom w:w="120" w:type="dxa"/>
+              <w:right w:w="180" w:type="dxa"/>
+            </w:tcMar>
+            <w:vAlign w:val="center"/>
+            <w:hideMark/>
+          </w:tcPr>
+          <w:p>
+            <w:pPr>
+              <w:rPr>
+                <w:b/>
+                <w:bCs/>
+              </w:rPr>
+            </w:pPr>
+            <w:r>
+              <w:rPr>
+                <w:b/>
+                <w:bCs/>
+              </w:rPr>
+              <w:t>Descripción Teórica General (Estándar ANSI)</w:t>
+            </w:r>
+          </w:p>
+        </w:tc>
+        <w:tc>
+          <w:tcPr>
+            <w:tcW w:w="0" w:type="auto"/>
+            <w:tcBorders>
+              <w:top w:val="single" w:sz="6" w:space="0" w:color="auto"/>
+              <w:left w:val="single" w:sz="6" w:space="0" w:color="auto"/>
+              <w:bottom w:val="single" w:sz="6" w:space="0" w:color="auto"/>
+              <w:right w:val="single" w:sz="6" w:space="0" w:color="auto"/>
+            </w:tcBorders>
+            <w:tcMar>
+              <w:top w:w="120" w:type="dxa"/>
+              <w:left w:w="180" w:type="dxa"/>
+              <w:bottom w:w="120" w:type="dxa"/>
+              <w:right w:w="180" w:type="dxa"/>
+            </w:tcMar>
+            <w:vAlign w:val="center"/>
+            <w:hideMark/>
+          </w:tcPr>
+          <w:p>
+            <w:pPr>
+              <w:rPr>
+                <w:b/>
+                <w:bCs/>
+              </w:rPr>
+            </w:pPr>
+            <w:r>
+              <w:rPr>
+                <w:b/>
+                <w:bCs/>
+              </w:rPr>
+              <w:t>Implementación de PostgreSQL (MVCC)</w:t>
+            </w:r>
+          </w:p>
+        </w:tc>
+      </w:tr>
+      <w:tr>
+        <w:trPr>
+          <w:tblCellSpacing w:w="15" w:type="dxa"/>
+        </w:trPr>
+        <w:tc>
+          <w:tcPr>
+            <w:tcW w:w="0" w:type="auto"/>
+            <w:tcBorders>
+              <w:top w:val="single" w:sz="6" w:space="0" w:color="auto"/>
+              <w:left w:val="single" w:sz="6" w:space="0" w:color="auto"/>
+              <w:bottom w:val="single" w:sz="6" w:space="0" w:color="auto"/>
+              <w:right w:val="single" w:sz="6" w:space="0" w:color="auto"/>
+            </w:tcBorders>
+            <w:tcMar>
+              <w:top w:w="120" w:type="dxa"/>
+              <w:left w:w="180" w:type="dxa"/>
+              <w:bottom w:w="120" w:type="dxa"/>
+              <w:right w:w="180" w:type="dxa"/>
+            </w:tcMar>
+            <w:vAlign w:val="center"/>
+            <w:hideMark/>
+          </w:tcPr>
+          <w:p>
+            <w:pPr>
+              <w:rPr>
+                <w:b/>
+                <w:bCs/>
+              </w:rPr>
+            </w:pPr>
+            <w:r>
+              <w:rPr>
+                <w:b/>
+                <w:bCs/>
+              </w:rPr>
+              <w:t>Mecanismo Central</w:t>
+            </w:r>
+          </w:p>
+        </w:tc>
+        <w:tc>
+          <w:tcPr>
+            <w:tcW w:w="0" w:type="auto"/>
+            <w:tcBorders>
+              <w:top w:val="single" w:sz="6" w:space="0" w:color="auto"/>
+              <w:left w:val="single" w:sz="6" w:space="0" w:color="auto"/>
+              <w:bottom w:val="single" w:sz="6" w:space="0" w:color="auto"/>
+              <w:right w:val="single" w:sz="6" w:space="0" w:color="auto"/>
+            </w:tcBorders>
+            <w:tcMar>
+              <w:top w:w="120" w:type="dxa"/>
+              <w:left w:w="180" w:type="dxa"/>
+              <w:bottom w:w="120" w:type="dxa"/>
+              <w:right w:w="180" w:type="dxa"/>
+            </w:tcMar>
+            <w:vAlign w:val="center"/>
+            <w:hideMark/>
+          </w:tcPr>
+          <w:p>
+            <w:r>
+              <w:t>Principalmente Bloqueo (</w:t>
+            </w:r>
+            <w:proofErr w:type="spellStart"/>
+            <w:r>
+              <w:t>Locking</w:t>
+            </w:r>
+            <w:proofErr w:type="spellEnd"/>
+            <w:r>
+              <w:t>).</w:t>
+            </w:r>
+          </w:p>
+        </w:tc>
+        <w:tc>
+          <w:tcPr>
+            <w:tcW w:w="0" w:type="auto"/>
+            <w:tcBorders>
+              <w:top w:val="single" w:sz="6" w:space="0" w:color="auto"/>
+              <w:left w:val="single" w:sz="6" w:space="0" w:color="auto"/>
+              <w:bottom w:val="single" w:sz="6" w:space="0" w:color="auto"/>
+              <w:right w:val="single" w:sz="6" w:space="0" w:color="auto"/>
+            </w:tcBorders>
+            <w:tcMar>
+              <w:top w:w="120" w:type="dxa"/>
+              <w:left w:w="180" w:type="dxa"/>
+              <w:bottom w:w="120" w:type="dxa"/>
+              <w:right w:w="180" w:type="dxa"/>
+            </w:tcMar>
+            <w:vAlign w:val="center"/>
+            <w:hideMark/>
+          </w:tcPr>
+          <w:p>
+            <w:r>
+              <w:t>Principalmente MVCC (Multi-</w:t>
+            </w:r>
+            <w:proofErr w:type="spellStart"/>
+            <w:r>
+              <w:t>Version</w:t>
+            </w:r>
+            <w:proofErr w:type="spellEnd"/>
+            <w:r>
+              <w:t xml:space="preserve"> </w:t>
+            </w:r>
+            <w:proofErr w:type="spellStart"/>
+            <w:r>
+              <w:t>Concurrency</w:t>
+            </w:r>
+            <w:proofErr w:type="spellEnd"/>
+            <w:r>
+              <w:t xml:space="preserve"> Control).</w:t>
+            </w:r>
+          </w:p>
+        </w:tc>
+      </w:tr>
+      <w:tr>
+        <w:trPr>
+          <w:tblCellSpacing w:w="15" w:type="dxa"/>
+        </w:trPr>
+        <w:tc>
+          <w:tcPr>
+            <w:tcW w:w="0" w:type="auto"/>
+            <w:tcBorders>
+              <w:top w:val="single" w:sz="6" w:space="0" w:color="auto"/>
+              <w:left w:val="single" w:sz="6" w:space="0" w:color="auto"/>
+              <w:bottom w:val="single" w:sz="6" w:space="0" w:color="auto"/>
+              <w:right w:val="single" w:sz="6" w:space="0" w:color="auto"/>
+            </w:tcBorders>
+            <w:tcMar>
+              <w:top w:w="120" w:type="dxa"/>
+              <w:left w:w="180" w:type="dxa"/>
+              <w:bottom w:w="120" w:type="dxa"/>
+              <w:right w:w="180" w:type="dxa"/>
+            </w:tcMar>
+            <w:vAlign w:val="center"/>
+            <w:hideMark/>
+          </w:tcPr>
+          <w:p>
+            <w:pPr>
+              <w:rPr>
+                <w:b/>
+                <w:bCs/>
+              </w:rPr>
+            </w:pPr>
+            <w:r>
+              <w:rPr>
+                <w:b/>
+                <w:bCs/>
+              </w:rPr>
+              <w:t>Rendimiento de Lectura</w:t>
+            </w:r>
+          </w:p>
+        </w:tc>
+        <w:tc>
+          <w:tcPr>
+            <w:tcW w:w="0" w:type="auto"/>
+            <w:tcBorders>
+              <w:top w:val="single" w:sz="6" w:space="0" w:color="auto"/>
+              <w:left w:val="single" w:sz="6" w:space="0" w:color="auto"/>
+              <w:bottom w:val="single" w:sz="6" w:space="0" w:color="auto"/>
+              <w:right w:val="single" w:sz="6" w:space="0" w:color="auto"/>
+            </w:tcBorders>
+            <w:tcMar>
+              <w:top w:w="120" w:type="dxa"/>
+              <w:left w:w="180" w:type="dxa"/>
+              <w:bottom w:w="120" w:type="dxa"/>
+              <w:right w:w="180" w:type="dxa"/>
+            </w:tcMar>
+            <w:vAlign w:val="center"/>
+            <w:hideMark/>
+          </w:tcPr>
+          <w:p>
+            <w:r>
+              <w:t>Las lecturas (bloqueos compartidos) a veces pueden ser bloqueadas por las escrituras (bloqueos exclusivos).</w:t>
+            </w:r>
+          </w:p>
+        </w:tc>
+        <w:tc>
+          <w:tcPr>
+            <w:tcW w:w="0" w:type="auto"/>
+            <w:tcBorders>
+              <w:top w:val="single" w:sz="6" w:space="0" w:color="auto"/>
+              <w:left w:val="single" w:sz="6" w:space="0" w:color="auto"/>
+              <w:bottom w:val="single" w:sz="6" w:space="0" w:color="auto"/>
+              <w:right w:val="single" w:sz="6" w:space="0" w:color="auto"/>
+            </w:tcBorders>
+            <w:tcMar>
+              <w:top w:w="120" w:type="dxa"/>
+              <w:left w:w="180" w:type="dxa"/>
+              <w:bottom w:w="120" w:type="dxa"/>
+              <w:right w:w="180" w:type="dxa"/>
+            </w:tcMar>
+            <w:vAlign w:val="center"/>
+            <w:hideMark/>
+          </w:tcPr>
+          <w:p>
+            <w:r>
+              <w:t>Las transacciones de lectura nunca bloquean las escrituras, ya que cada lector ve una instantánea de datos consistente. Esto proporciona un rendimiento superior en entornos con muchas lecturas.</w:t>
+            </w:r>
+          </w:p>
+        </w:tc>
+      </w:tr>
+      <w:tr>
+        <w:trPr>
+          <w:tblCellSpacing w:w="15" w:type="dxa"/>
+        </w:trPr>
+        <w:tc>
+          <w:tcPr>
+            <w:tcW w:w="0" w:type="auto"/>
+            <w:tcBorders>
+              <w:top w:val="single" w:sz="6" w:space="0" w:color="auto"/>
+              <w:left w:val="single" w:sz="6" w:space="0" w:color="auto"/>
+              <w:bottom w:val="single" w:sz="6" w:space="0" w:color="auto"/>
+              <w:right w:val="single" w:sz="6" w:space="0" w:color="auto"/>
+            </w:tcBorders>
+            <w:tcMar>
+              <w:top w:w="120" w:type="dxa"/>
+              <w:left w:w="180" w:type="dxa"/>
+              <w:bottom w:w="120" w:type="dxa"/>
+              <w:right w:w="180" w:type="dxa"/>
+            </w:tcMar>
+            <w:vAlign w:val="center"/>
+            <w:hideMark/>
+          </w:tcPr>
+          <w:p>
+            <w:pPr>
+              <w:rPr>
+                <w:b/>
+                <w:bCs/>
+              </w:rPr>
+            </w:pPr>
+            <w:r>
+              <w:rPr>
+                <w:b/>
+                <w:bCs/>
+              </w:rPr>
+              <w:t>Comportamiento en READ COMMITTED</w:t>
+            </w:r>
+          </w:p>
+        </w:tc>
+        <w:tc>
+          <w:tcPr>
+            <w:tcW w:w="0" w:type="auto"/>
+            <w:tcBorders>
+              <w:top w:val="single" w:sz="6" w:space="0" w:color="auto"/>
+              <w:left w:val="single" w:sz="6" w:space="0" w:color="auto"/>
+              <w:bottom w:val="single" w:sz="6" w:space="0" w:color="auto"/>
+              <w:right w:val="single" w:sz="6" w:space="0" w:color="auto"/>
+            </w:tcBorders>
+            <w:tcMar>
+              <w:top w:w="120" w:type="dxa"/>
+              <w:left w:w="180" w:type="dxa"/>
+              <w:bottom w:w="120" w:type="dxa"/>
+              <w:right w:w="180" w:type="dxa"/>
+            </w:tcMar>
+            <w:vAlign w:val="center"/>
+            <w:hideMark/>
+          </w:tcPr>
+          <w:p>
+            <w:r>
+              <w:t>Teóricamente, el nivel READ COMMITTED permite el problema de Lecturas No Repetibles.</w:t>
+            </w:r>
+          </w:p>
+        </w:tc>
+        <w:tc>
+          <w:tcPr>
+            <w:tcW w:w="0" w:type="auto"/>
+            <w:tcBorders>
+              <w:top w:val="single" w:sz="6" w:space="0" w:color="auto"/>
+              <w:left w:val="single" w:sz="6" w:space="0" w:color="auto"/>
+              <w:bottom w:val="single" w:sz="6" w:space="0" w:color="auto"/>
+              <w:right w:val="single" w:sz="6" w:space="0" w:color="auto"/>
+            </w:tcBorders>
+            <w:tcMar>
+              <w:top w:w="120" w:type="dxa"/>
+              <w:left w:w="180" w:type="dxa"/>
+              <w:bottom w:w="120" w:type="dxa"/>
+              <w:right w:w="180" w:type="dxa"/>
+            </w:tcMar>
+            <w:vAlign w:val="center"/>
+            <w:hideMark/>
+          </w:tcPr>
+          <w:p>
+            <w:r>
+              <w:t>Bajo MVCC, PostgreSQL evita el problema de Lecturas Sucias (como lo requiere el estándar) y proporciona una instantánea para cada sentencia, mitigando el impacto de Lecturas No Repetibles en comparación con otros sistemas, aunque el nivel que lo elimina por completo es REPEATABLE READ o SERIALIZABLE.</w:t>
+            </w:r>
+          </w:p>
+        </w:tc>
+      </w:tr>
+    </w:tbl>
     <w:p/>
     <w:p/>
     <w:sectPr>
@@ -2329,6 +3342,155 @@
     </w:lvl>
   </w:abstractNum>
   <w:abstractNum w:abstractNumId="4" w15:restartNumberingAfterBreak="0">
+    <w:nsid w:val="10E30D63"/>
+    <w:multiLevelType w:val="multilevel"/>
+    <w:tmpl w:val="82BAB93E"/>
+    <w:lvl w:ilvl="0">
+      <w:start w:val="1"/>
+      <w:numFmt w:val="bullet"/>
+      <w:lvlText w:val=""/>
+      <w:lvlJc w:val="left"/>
+      <w:pPr>
+        <w:tabs>
+          <w:tab w:val="num" w:pos="720"/>
+        </w:tabs>
+        <w:ind w:left="720" w:hanging="360"/>
+      </w:pPr>
+      <w:rPr>
+        <w:rFonts w:ascii="Symbol" w:hAnsi="Symbol" w:hint="default"/>
+        <w:sz w:val="20"/>
+      </w:rPr>
+    </w:lvl>
+    <w:lvl w:ilvl="1" w:tentative="1">
+      <w:start w:val="1"/>
+      <w:numFmt w:val="bullet"/>
+      <w:lvlText w:val="o"/>
+      <w:lvlJc w:val="left"/>
+      <w:pPr>
+        <w:tabs>
+          <w:tab w:val="num" w:pos="1440"/>
+        </w:tabs>
+        <w:ind w:left="1440" w:hanging="360"/>
+      </w:pPr>
+      <w:rPr>
+        <w:rFonts w:ascii="Courier New" w:hAnsi="Courier New" w:hint="default"/>
+        <w:sz w:val="20"/>
+      </w:rPr>
+    </w:lvl>
+    <w:lvl w:ilvl="2" w:tentative="1">
+      <w:start w:val="1"/>
+      <w:numFmt w:val="bullet"/>
+      <w:lvlText w:val=""/>
+      <w:lvlJc w:val="left"/>
+      <w:pPr>
+        <w:tabs>
+          <w:tab w:val="num" w:pos="2160"/>
+        </w:tabs>
+        <w:ind w:left="2160" w:hanging="360"/>
+      </w:pPr>
+      <w:rPr>
+        <w:rFonts w:ascii="Wingdings" w:hAnsi="Wingdings" w:hint="default"/>
+        <w:sz w:val="20"/>
+      </w:rPr>
+    </w:lvl>
+    <w:lvl w:ilvl="3" w:tentative="1">
+      <w:start w:val="1"/>
+      <w:numFmt w:val="bullet"/>
+      <w:lvlText w:val=""/>
+      <w:lvlJc w:val="left"/>
+      <w:pPr>
+        <w:tabs>
+          <w:tab w:val="num" w:pos="2880"/>
+        </w:tabs>
+        <w:ind w:left="2880" w:hanging="360"/>
+      </w:pPr>
+      <w:rPr>
+        <w:rFonts w:ascii="Wingdings" w:hAnsi="Wingdings" w:hint="default"/>
+        <w:sz w:val="20"/>
+      </w:rPr>
+    </w:lvl>
+    <w:lvl w:ilvl="4" w:tentative="1">
+      <w:start w:val="1"/>
+      <w:numFmt w:val="bullet"/>
+      <w:lvlText w:val=""/>
+      <w:lvlJc w:val="left"/>
+      <w:pPr>
+        <w:tabs>
+          <w:tab w:val="num" w:pos="3600"/>
+        </w:tabs>
+        <w:ind w:left="3600" w:hanging="360"/>
+      </w:pPr>
+      <w:rPr>
+        <w:rFonts w:ascii="Wingdings" w:hAnsi="Wingdings" w:hint="default"/>
+        <w:sz w:val="20"/>
+      </w:rPr>
+    </w:lvl>
+    <w:lvl w:ilvl="5" w:tentative="1">
+      <w:start w:val="1"/>
+      <w:numFmt w:val="bullet"/>
+      <w:lvlText w:val=""/>
+      <w:lvlJc w:val="left"/>
+      <w:pPr>
+        <w:tabs>
+          <w:tab w:val="num" w:pos="4320"/>
+        </w:tabs>
+        <w:ind w:left="4320" w:hanging="360"/>
+      </w:pPr>
+      <w:rPr>
+        <w:rFonts w:ascii="Wingdings" w:hAnsi="Wingdings" w:hint="default"/>
+        <w:sz w:val="20"/>
+      </w:rPr>
+    </w:lvl>
+    <w:lvl w:ilvl="6" w:tentative="1">
+      <w:start w:val="1"/>
+      <w:numFmt w:val="bullet"/>
+      <w:lvlText w:val=""/>
+      <w:lvlJc w:val="left"/>
+      <w:pPr>
+        <w:tabs>
+          <w:tab w:val="num" w:pos="5040"/>
+        </w:tabs>
+        <w:ind w:left="5040" w:hanging="360"/>
+      </w:pPr>
+      <w:rPr>
+        <w:rFonts w:ascii="Wingdings" w:hAnsi="Wingdings" w:hint="default"/>
+        <w:sz w:val="20"/>
+      </w:rPr>
+    </w:lvl>
+    <w:lvl w:ilvl="7" w:tentative="1">
+      <w:start w:val="1"/>
+      <w:numFmt w:val="bullet"/>
+      <w:lvlText w:val=""/>
+      <w:lvlJc w:val="left"/>
+      <w:pPr>
+        <w:tabs>
+          <w:tab w:val="num" w:pos="5760"/>
+        </w:tabs>
+        <w:ind w:left="5760" w:hanging="360"/>
+      </w:pPr>
+      <w:rPr>
+        <w:rFonts w:ascii="Wingdings" w:hAnsi="Wingdings" w:hint="default"/>
+        <w:sz w:val="20"/>
+      </w:rPr>
+    </w:lvl>
+    <w:lvl w:ilvl="8" w:tentative="1">
+      <w:start w:val="1"/>
+      <w:numFmt w:val="bullet"/>
+      <w:lvlText w:val=""/>
+      <w:lvlJc w:val="left"/>
+      <w:pPr>
+        <w:tabs>
+          <w:tab w:val="num" w:pos="6480"/>
+        </w:tabs>
+        <w:ind w:left="6480" w:hanging="360"/>
+      </w:pPr>
+      <w:rPr>
+        <w:rFonts w:ascii="Wingdings" w:hAnsi="Wingdings" w:hint="default"/>
+        <w:sz w:val="20"/>
+      </w:rPr>
+    </w:lvl>
+  </w:abstractNum>
+  <w:abstractNum w:abstractNumId="5" w15:restartNumberingAfterBreak="0">
     <w:nsid w:val="14275595"/>
     <w:multiLevelType w:val="multilevel"/>
     <w:tmpl w:val="FD4C1B08"/>
@@ -2477,7 +3639,156 @@
       </w:rPr>
     </w:lvl>
   </w:abstractNum>
-  <w:abstractNum w:abstractNumId="5" w15:restartNumberingAfterBreak="0">
+  <w:abstractNum w:abstractNumId="6" w15:restartNumberingAfterBreak="0">
+    <w:nsid w:val="16335689"/>
+    <w:multiLevelType w:val="multilevel"/>
+    <w:tmpl w:val="03AACFF2"/>
+    <w:lvl w:ilvl="0">
+      <w:start w:val="1"/>
+      <w:numFmt w:val="bullet"/>
+      <w:lvlText w:val=""/>
+      <w:lvlJc w:val="left"/>
+      <w:pPr>
+        <w:tabs>
+          <w:tab w:val="num" w:pos="720"/>
+        </w:tabs>
+        <w:ind w:left="720" w:hanging="360"/>
+      </w:pPr>
+      <w:rPr>
+        <w:rFonts w:ascii="Symbol" w:hAnsi="Symbol" w:hint="default"/>
+        <w:sz w:val="20"/>
+      </w:rPr>
+    </w:lvl>
+    <w:lvl w:ilvl="1">
+      <w:start w:val="1"/>
+      <w:numFmt w:val="bullet"/>
+      <w:lvlText w:val="o"/>
+      <w:lvlJc w:val="left"/>
+      <w:pPr>
+        <w:tabs>
+          <w:tab w:val="num" w:pos="1440"/>
+        </w:tabs>
+        <w:ind w:left="1440" w:hanging="360"/>
+      </w:pPr>
+      <w:rPr>
+        <w:rFonts w:ascii="Courier New" w:hAnsi="Courier New" w:hint="default"/>
+        <w:sz w:val="20"/>
+      </w:rPr>
+    </w:lvl>
+    <w:lvl w:ilvl="2" w:tentative="1">
+      <w:start w:val="1"/>
+      <w:numFmt w:val="bullet"/>
+      <w:lvlText w:val=""/>
+      <w:lvlJc w:val="left"/>
+      <w:pPr>
+        <w:tabs>
+          <w:tab w:val="num" w:pos="2160"/>
+        </w:tabs>
+        <w:ind w:left="2160" w:hanging="360"/>
+      </w:pPr>
+      <w:rPr>
+        <w:rFonts w:ascii="Wingdings" w:hAnsi="Wingdings" w:hint="default"/>
+        <w:sz w:val="20"/>
+      </w:rPr>
+    </w:lvl>
+    <w:lvl w:ilvl="3" w:tentative="1">
+      <w:start w:val="1"/>
+      <w:numFmt w:val="bullet"/>
+      <w:lvlText w:val=""/>
+      <w:lvlJc w:val="left"/>
+      <w:pPr>
+        <w:tabs>
+          <w:tab w:val="num" w:pos="2880"/>
+        </w:tabs>
+        <w:ind w:left="2880" w:hanging="360"/>
+      </w:pPr>
+      <w:rPr>
+        <w:rFonts w:ascii="Wingdings" w:hAnsi="Wingdings" w:hint="default"/>
+        <w:sz w:val="20"/>
+      </w:rPr>
+    </w:lvl>
+    <w:lvl w:ilvl="4" w:tentative="1">
+      <w:start w:val="1"/>
+      <w:numFmt w:val="bullet"/>
+      <w:lvlText w:val=""/>
+      <w:lvlJc w:val="left"/>
+      <w:pPr>
+        <w:tabs>
+          <w:tab w:val="num" w:pos="3600"/>
+        </w:tabs>
+        <w:ind w:left="3600" w:hanging="360"/>
+      </w:pPr>
+      <w:rPr>
+        <w:rFonts w:ascii="Wingdings" w:hAnsi="Wingdings" w:hint="default"/>
+        <w:sz w:val="20"/>
+      </w:rPr>
+    </w:lvl>
+    <w:lvl w:ilvl="5" w:tentative="1">
+      <w:start w:val="1"/>
+      <w:numFmt w:val="bullet"/>
+      <w:lvlText w:val=""/>
+      <w:lvlJc w:val="left"/>
+      <w:pPr>
+        <w:tabs>
+          <w:tab w:val="num" w:pos="4320"/>
+        </w:tabs>
+        <w:ind w:left="4320" w:hanging="360"/>
+      </w:pPr>
+      <w:rPr>
+        <w:rFonts w:ascii="Wingdings" w:hAnsi="Wingdings" w:hint="default"/>
+        <w:sz w:val="20"/>
+      </w:rPr>
+    </w:lvl>
+    <w:lvl w:ilvl="6" w:tentative="1">
+      <w:start w:val="1"/>
+      <w:numFmt w:val="bullet"/>
+      <w:lvlText w:val=""/>
+      <w:lvlJc w:val="left"/>
+      <w:pPr>
+        <w:tabs>
+          <w:tab w:val="num" w:pos="5040"/>
+        </w:tabs>
+        <w:ind w:left="5040" w:hanging="360"/>
+      </w:pPr>
+      <w:rPr>
+        <w:rFonts w:ascii="Wingdings" w:hAnsi="Wingdings" w:hint="default"/>
+        <w:sz w:val="20"/>
+      </w:rPr>
+    </w:lvl>
+    <w:lvl w:ilvl="7" w:tentative="1">
+      <w:start w:val="1"/>
+      <w:numFmt w:val="bullet"/>
+      <w:lvlText w:val=""/>
+      <w:lvlJc w:val="left"/>
+      <w:pPr>
+        <w:tabs>
+          <w:tab w:val="num" w:pos="5760"/>
+        </w:tabs>
+        <w:ind w:left="5760" w:hanging="360"/>
+      </w:pPr>
+      <w:rPr>
+        <w:rFonts w:ascii="Wingdings" w:hAnsi="Wingdings" w:hint="default"/>
+        <w:sz w:val="20"/>
+      </w:rPr>
+    </w:lvl>
+    <w:lvl w:ilvl="8" w:tentative="1">
+      <w:start w:val="1"/>
+      <w:numFmt w:val="bullet"/>
+      <w:lvlText w:val=""/>
+      <w:lvlJc w:val="left"/>
+      <w:pPr>
+        <w:tabs>
+          <w:tab w:val="num" w:pos="6480"/>
+        </w:tabs>
+        <w:ind w:left="6480" w:hanging="360"/>
+      </w:pPr>
+      <w:rPr>
+        <w:rFonts w:ascii="Wingdings" w:hAnsi="Wingdings" w:hint="default"/>
+        <w:sz w:val="20"/>
+      </w:rPr>
+    </w:lvl>
+  </w:abstractNum>
+  <w:abstractNum w:abstractNumId="7" w15:restartNumberingAfterBreak="0">
     <w:nsid w:val="2F087057"/>
     <w:multiLevelType w:val="multilevel"/>
     <w:tmpl w:val="FD80DD64"/>
@@ -2626,7 +3937,7 @@
       </w:rPr>
     </w:lvl>
   </w:abstractNum>
-  <w:abstractNum w:abstractNumId="6" w15:restartNumberingAfterBreak="0">
+  <w:abstractNum w:abstractNumId="8" w15:restartNumberingAfterBreak="0">
     <w:nsid w:val="30741ABB"/>
     <w:multiLevelType w:val="multilevel"/>
     <w:tmpl w:val="6BDE9434"/>
@@ -2775,7 +4086,7 @@
       </w:rPr>
     </w:lvl>
   </w:abstractNum>
-  <w:abstractNum w:abstractNumId="7" w15:restartNumberingAfterBreak="0">
+  <w:abstractNum w:abstractNumId="9" w15:restartNumberingAfterBreak="0">
     <w:nsid w:val="33045F0D"/>
     <w:multiLevelType w:val="multilevel"/>
     <w:tmpl w:val="A5262352"/>
@@ -2924,7 +4235,7 @@
       </w:rPr>
     </w:lvl>
   </w:abstractNum>
-  <w:abstractNum w:abstractNumId="8" w15:restartNumberingAfterBreak="0">
+  <w:abstractNum w:abstractNumId="10" w15:restartNumberingAfterBreak="0">
     <w:nsid w:val="3672008E"/>
     <w:multiLevelType w:val="multilevel"/>
     <w:tmpl w:val="FAC4C502"/>
@@ -3073,7 +4384,7 @@
       </w:rPr>
     </w:lvl>
   </w:abstractNum>
-  <w:abstractNum w:abstractNumId="9" w15:restartNumberingAfterBreak="0">
+  <w:abstractNum w:abstractNumId="11" w15:restartNumberingAfterBreak="0">
     <w:nsid w:val="3BFE51CA"/>
     <w:multiLevelType w:val="multilevel"/>
     <w:tmpl w:val="09F2CEDC"/>
@@ -3222,7 +4533,156 @@
       </w:rPr>
     </w:lvl>
   </w:abstractNum>
-  <w:abstractNum w:abstractNumId="10" w15:restartNumberingAfterBreak="0">
+  <w:abstractNum w:abstractNumId="12" w15:restartNumberingAfterBreak="0">
+    <w:nsid w:val="44EC4FB9"/>
+    <w:multiLevelType w:val="multilevel"/>
+    <w:tmpl w:val="789EE8BA"/>
+    <w:lvl w:ilvl="0">
+      <w:start w:val="1"/>
+      <w:numFmt w:val="bullet"/>
+      <w:lvlText w:val=""/>
+      <w:lvlJc w:val="left"/>
+      <w:pPr>
+        <w:tabs>
+          <w:tab w:val="num" w:pos="720"/>
+        </w:tabs>
+        <w:ind w:left="720" w:hanging="360"/>
+      </w:pPr>
+      <w:rPr>
+        <w:rFonts w:ascii="Symbol" w:hAnsi="Symbol" w:hint="default"/>
+        <w:sz w:val="20"/>
+      </w:rPr>
+    </w:lvl>
+    <w:lvl w:ilvl="1" w:tentative="1">
+      <w:start w:val="1"/>
+      <w:numFmt w:val="bullet"/>
+      <w:lvlText w:val="o"/>
+      <w:lvlJc w:val="left"/>
+      <w:pPr>
+        <w:tabs>
+          <w:tab w:val="num" w:pos="1440"/>
+        </w:tabs>
+        <w:ind w:left="1440" w:hanging="360"/>
+      </w:pPr>
+      <w:rPr>
+        <w:rFonts w:ascii="Courier New" w:hAnsi="Courier New" w:hint="default"/>
+        <w:sz w:val="20"/>
+      </w:rPr>
+    </w:lvl>
+    <w:lvl w:ilvl="2" w:tentative="1">
+      <w:start w:val="1"/>
+      <w:numFmt w:val="bullet"/>
+      <w:lvlText w:val=""/>
+      <w:lvlJc w:val="left"/>
+      <w:pPr>
+        <w:tabs>
+          <w:tab w:val="num" w:pos="2160"/>
+        </w:tabs>
+        <w:ind w:left="2160" w:hanging="360"/>
+      </w:pPr>
+      <w:rPr>
+        <w:rFonts w:ascii="Wingdings" w:hAnsi="Wingdings" w:hint="default"/>
+        <w:sz w:val="20"/>
+      </w:rPr>
+    </w:lvl>
+    <w:lvl w:ilvl="3" w:tentative="1">
+      <w:start w:val="1"/>
+      <w:numFmt w:val="bullet"/>
+      <w:lvlText w:val=""/>
+      <w:lvlJc w:val="left"/>
+      <w:pPr>
+        <w:tabs>
+          <w:tab w:val="num" w:pos="2880"/>
+        </w:tabs>
+        <w:ind w:left="2880" w:hanging="360"/>
+      </w:pPr>
+      <w:rPr>
+        <w:rFonts w:ascii="Wingdings" w:hAnsi="Wingdings" w:hint="default"/>
+        <w:sz w:val="20"/>
+      </w:rPr>
+    </w:lvl>
+    <w:lvl w:ilvl="4" w:tentative="1">
+      <w:start w:val="1"/>
+      <w:numFmt w:val="bullet"/>
+      <w:lvlText w:val=""/>
+      <w:lvlJc w:val="left"/>
+      <w:pPr>
+        <w:tabs>
+          <w:tab w:val="num" w:pos="3600"/>
+        </w:tabs>
+        <w:ind w:left="3600" w:hanging="360"/>
+      </w:pPr>
+      <w:rPr>
+        <w:rFonts w:ascii="Wingdings" w:hAnsi="Wingdings" w:hint="default"/>
+        <w:sz w:val="20"/>
+      </w:rPr>
+    </w:lvl>
+    <w:lvl w:ilvl="5" w:tentative="1">
+      <w:start w:val="1"/>
+      <w:numFmt w:val="bullet"/>
+      <w:lvlText w:val=""/>
+      <w:lvlJc w:val="left"/>
+      <w:pPr>
+        <w:tabs>
+          <w:tab w:val="num" w:pos="4320"/>
+        </w:tabs>
+        <w:ind w:left="4320" w:hanging="360"/>
+      </w:pPr>
+      <w:rPr>
+        <w:rFonts w:ascii="Wingdings" w:hAnsi="Wingdings" w:hint="default"/>
+        <w:sz w:val="20"/>
+      </w:rPr>
+    </w:lvl>
+    <w:lvl w:ilvl="6" w:tentative="1">
+      <w:start w:val="1"/>
+      <w:numFmt w:val="bullet"/>
+      <w:lvlText w:val=""/>
+      <w:lvlJc w:val="left"/>
+      <w:pPr>
+        <w:tabs>
+          <w:tab w:val="num" w:pos="5040"/>
+        </w:tabs>
+        <w:ind w:left="5040" w:hanging="360"/>
+      </w:pPr>
+      <w:rPr>
+        <w:rFonts w:ascii="Wingdings" w:hAnsi="Wingdings" w:hint="default"/>
+        <w:sz w:val="20"/>
+      </w:rPr>
+    </w:lvl>
+    <w:lvl w:ilvl="7" w:tentative="1">
+      <w:start w:val="1"/>
+      <w:numFmt w:val="bullet"/>
+      <w:lvlText w:val=""/>
+      <w:lvlJc w:val="left"/>
+      <w:pPr>
+        <w:tabs>
+          <w:tab w:val="num" w:pos="5760"/>
+        </w:tabs>
+        <w:ind w:left="5760" w:hanging="360"/>
+      </w:pPr>
+      <w:rPr>
+        <w:rFonts w:ascii="Wingdings" w:hAnsi="Wingdings" w:hint="default"/>
+        <w:sz w:val="20"/>
+      </w:rPr>
+    </w:lvl>
+    <w:lvl w:ilvl="8" w:tentative="1">
+      <w:start w:val="1"/>
+      <w:numFmt w:val="bullet"/>
+      <w:lvlText w:val=""/>
+      <w:lvlJc w:val="left"/>
+      <w:pPr>
+        <w:tabs>
+          <w:tab w:val="num" w:pos="6480"/>
+        </w:tabs>
+        <w:ind w:left="6480" w:hanging="360"/>
+      </w:pPr>
+      <w:rPr>
+        <w:rFonts w:ascii="Wingdings" w:hAnsi="Wingdings" w:hint="default"/>
+        <w:sz w:val="20"/>
+      </w:rPr>
+    </w:lvl>
+  </w:abstractNum>
+  <w:abstractNum w:abstractNumId="13" w15:restartNumberingAfterBreak="0">
     <w:nsid w:val="4FB222F6"/>
     <w:multiLevelType w:val="hybridMultilevel"/>
     <w:tmpl w:val="87BEECE6"/>
@@ -3311,7 +4771,7 @@
       </w:pPr>
     </w:lvl>
   </w:abstractNum>
-  <w:abstractNum w:abstractNumId="11" w15:restartNumberingAfterBreak="0">
+  <w:abstractNum w:abstractNumId="14" w15:restartNumberingAfterBreak="0">
     <w:nsid w:val="513B1D40"/>
     <w:multiLevelType w:val="multilevel"/>
     <w:tmpl w:val="AF0C0140"/>
@@ -3460,7 +4920,7 @@
       </w:rPr>
     </w:lvl>
   </w:abstractNum>
-  <w:abstractNum w:abstractNumId="12" w15:restartNumberingAfterBreak="0">
+  <w:abstractNum w:abstractNumId="15" w15:restartNumberingAfterBreak="0">
     <w:nsid w:val="5265D846"/>
     <w:multiLevelType w:val="hybridMultilevel"/>
     <w:tmpl w:val="84E8DADD"/>
@@ -3511,7 +4971,7 @@
       <w:lvlJc w:val="left"/>
     </w:lvl>
   </w:abstractNum>
-  <w:abstractNum w:abstractNumId="13" w15:restartNumberingAfterBreak="0">
+  <w:abstractNum w:abstractNumId="16" w15:restartNumberingAfterBreak="0">
     <w:nsid w:val="56955552"/>
     <w:multiLevelType w:val="hybridMultilevel"/>
     <w:tmpl w:val="F9A85A1A"/>
@@ -3600,7 +5060,7 @@
       </w:pPr>
     </w:lvl>
   </w:abstractNum>
-  <w:abstractNum w:abstractNumId="14" w15:restartNumberingAfterBreak="0">
+  <w:abstractNum w:abstractNumId="17" w15:restartNumberingAfterBreak="0">
     <w:nsid w:val="57AB799A"/>
     <w:multiLevelType w:val="hybridMultilevel"/>
     <w:tmpl w:val="0B3ECCF8"/>
@@ -3689,7 +5149,7 @@
       </w:pPr>
     </w:lvl>
   </w:abstractNum>
-  <w:abstractNum w:abstractNumId="15" w15:restartNumberingAfterBreak="0">
+  <w:abstractNum w:abstractNumId="18" w15:restartNumberingAfterBreak="0">
     <w:nsid w:val="5F5DFD61"/>
     <w:multiLevelType w:val="hybridMultilevel"/>
     <w:tmpl w:val="5FBA8967"/>
@@ -3740,7 +5200,96 @@
       <w:lvlJc w:val="left"/>
     </w:lvl>
   </w:abstractNum>
-  <w:abstractNum w:abstractNumId="16" w15:restartNumberingAfterBreak="0">
+  <w:abstractNum w:abstractNumId="19" w15:restartNumberingAfterBreak="0">
+    <w:nsid w:val="63521AB5"/>
+    <w:multiLevelType w:val="hybridMultilevel"/>
+    <w:tmpl w:val="201E61E0"/>
+    <w:lvl w:ilvl="0" w:tplc="F1328C04">
+      <w:start w:val="5"/>
+      <w:numFmt w:val="decimal"/>
+      <w:lvlText w:val="%1"/>
+      <w:lvlJc w:val="left"/>
+      <w:pPr>
+        <w:ind w:left="1080" w:hanging="360"/>
+      </w:pPr>
+      <w:rPr>
+        <w:rFonts w:hint="default"/>
+      </w:rPr>
+    </w:lvl>
+    <w:lvl w:ilvl="1" w:tplc="2C0A0019" w:tentative="1">
+      <w:start w:val="1"/>
+      <w:numFmt w:val="lowerLetter"/>
+      <w:lvlText w:val="%2."/>
+      <w:lvlJc w:val="left"/>
+      <w:pPr>
+        <w:ind w:left="1800" w:hanging="360"/>
+      </w:pPr>
+    </w:lvl>
+    <w:lvl w:ilvl="2" w:tplc="2C0A001B" w:tentative="1">
+      <w:start w:val="1"/>
+      <w:numFmt w:val="lowerRoman"/>
+      <w:lvlText w:val="%3."/>
+      <w:lvlJc w:val="right"/>
+      <w:pPr>
+        <w:ind w:left="2520" w:hanging="180"/>
+      </w:pPr>
+    </w:lvl>
+    <w:lvl w:ilvl="3" w:tplc="2C0A000F" w:tentative="1">
+      <w:start w:val="1"/>
+      <w:numFmt w:val="decimal"/>
+      <w:lvlText w:val="%4."/>
+      <w:lvlJc w:val="left"/>
+      <w:pPr>
+        <w:ind w:left="3240" w:hanging="360"/>
+      </w:pPr>
+    </w:lvl>
+    <w:lvl w:ilvl="4" w:tplc="2C0A0019" w:tentative="1">
+      <w:start w:val="1"/>
+      <w:numFmt w:val="lowerLetter"/>
+      <w:lvlText w:val="%5."/>
+      <w:lvlJc w:val="left"/>
+      <w:pPr>
+        <w:ind w:left="3960" w:hanging="360"/>
+      </w:pPr>
+    </w:lvl>
+    <w:lvl w:ilvl="5" w:tplc="2C0A001B" w:tentative="1">
+      <w:start w:val="1"/>
+      <w:numFmt w:val="lowerRoman"/>
+      <w:lvlText w:val="%6."/>
+      <w:lvlJc w:val="right"/>
+      <w:pPr>
+        <w:ind w:left="4680" w:hanging="180"/>
+      </w:pPr>
+    </w:lvl>
+    <w:lvl w:ilvl="6" w:tplc="2C0A000F" w:tentative="1">
+      <w:start w:val="1"/>
+      <w:numFmt w:val="decimal"/>
+      <w:lvlText w:val="%7."/>
+      <w:lvlJc w:val="left"/>
+      <w:pPr>
+        <w:ind w:left="5400" w:hanging="360"/>
+      </w:pPr>
+    </w:lvl>
+    <w:lvl w:ilvl="7" w:tplc="2C0A0019" w:tentative="1">
+      <w:start w:val="1"/>
+      <w:numFmt w:val="lowerLetter"/>
+      <w:lvlText w:val="%8."/>
+      <w:lvlJc w:val="left"/>
+      <w:pPr>
+        <w:ind w:left="6120" w:hanging="360"/>
+      </w:pPr>
+    </w:lvl>
+    <w:lvl w:ilvl="8" w:tplc="2C0A001B" w:tentative="1">
+      <w:start w:val="1"/>
+      <w:numFmt w:val="lowerRoman"/>
+      <w:lvlText w:val="%9."/>
+      <w:lvlJc w:val="right"/>
+      <w:pPr>
+        <w:ind w:left="6840" w:hanging="180"/>
+      </w:pPr>
+    </w:lvl>
+  </w:abstractNum>
+  <w:abstractNum w:abstractNumId="20" w15:restartNumberingAfterBreak="0">
     <w:nsid w:val="64B71B81"/>
     <w:multiLevelType w:val="multilevel"/>
     <w:tmpl w:val="9BEE80E8"/>
@@ -3889,7 +5438,7 @@
       </w:rPr>
     </w:lvl>
   </w:abstractNum>
-  <w:abstractNum w:abstractNumId="17" w15:restartNumberingAfterBreak="0">
+  <w:abstractNum w:abstractNumId="21" w15:restartNumberingAfterBreak="0">
     <w:nsid w:val="664C3CAE"/>
     <w:multiLevelType w:val="multilevel"/>
     <w:tmpl w:val="2A347C22"/>
@@ -4038,7 +5587,305 @@
       </w:rPr>
     </w:lvl>
   </w:abstractNum>
-  <w:abstractNum w:abstractNumId="18" w15:restartNumberingAfterBreak="0">
+  <w:abstractNum w:abstractNumId="22" w15:restartNumberingAfterBreak="0">
+    <w:nsid w:val="67381E05"/>
+    <w:multiLevelType w:val="multilevel"/>
+    <w:tmpl w:val="9FBEA692"/>
+    <w:lvl w:ilvl="0">
+      <w:start w:val="1"/>
+      <w:numFmt w:val="bullet"/>
+      <w:lvlText w:val=""/>
+      <w:lvlJc w:val="left"/>
+      <w:pPr>
+        <w:tabs>
+          <w:tab w:val="num" w:pos="720"/>
+        </w:tabs>
+        <w:ind w:left="720" w:hanging="360"/>
+      </w:pPr>
+      <w:rPr>
+        <w:rFonts w:ascii="Symbol" w:hAnsi="Symbol" w:hint="default"/>
+        <w:sz w:val="20"/>
+      </w:rPr>
+    </w:lvl>
+    <w:lvl w:ilvl="1" w:tentative="1">
+      <w:start w:val="1"/>
+      <w:numFmt w:val="bullet"/>
+      <w:lvlText w:val="o"/>
+      <w:lvlJc w:val="left"/>
+      <w:pPr>
+        <w:tabs>
+          <w:tab w:val="num" w:pos="1440"/>
+        </w:tabs>
+        <w:ind w:left="1440" w:hanging="360"/>
+      </w:pPr>
+      <w:rPr>
+        <w:rFonts w:ascii="Courier New" w:hAnsi="Courier New" w:hint="default"/>
+        <w:sz w:val="20"/>
+      </w:rPr>
+    </w:lvl>
+    <w:lvl w:ilvl="2" w:tentative="1">
+      <w:start w:val="1"/>
+      <w:numFmt w:val="bullet"/>
+      <w:lvlText w:val=""/>
+      <w:lvlJc w:val="left"/>
+      <w:pPr>
+        <w:tabs>
+          <w:tab w:val="num" w:pos="2160"/>
+        </w:tabs>
+        <w:ind w:left="2160" w:hanging="360"/>
+      </w:pPr>
+      <w:rPr>
+        <w:rFonts w:ascii="Wingdings" w:hAnsi="Wingdings" w:hint="default"/>
+        <w:sz w:val="20"/>
+      </w:rPr>
+    </w:lvl>
+    <w:lvl w:ilvl="3" w:tentative="1">
+      <w:start w:val="1"/>
+      <w:numFmt w:val="bullet"/>
+      <w:lvlText w:val=""/>
+      <w:lvlJc w:val="left"/>
+      <w:pPr>
+        <w:tabs>
+          <w:tab w:val="num" w:pos="2880"/>
+        </w:tabs>
+        <w:ind w:left="2880" w:hanging="360"/>
+      </w:pPr>
+      <w:rPr>
+        <w:rFonts w:ascii="Wingdings" w:hAnsi="Wingdings" w:hint="default"/>
+        <w:sz w:val="20"/>
+      </w:rPr>
+    </w:lvl>
+    <w:lvl w:ilvl="4" w:tentative="1">
+      <w:start w:val="1"/>
+      <w:numFmt w:val="bullet"/>
+      <w:lvlText w:val=""/>
+      <w:lvlJc w:val="left"/>
+      <w:pPr>
+        <w:tabs>
+          <w:tab w:val="num" w:pos="3600"/>
+        </w:tabs>
+        <w:ind w:left="3600" w:hanging="360"/>
+      </w:pPr>
+      <w:rPr>
+        <w:rFonts w:ascii="Wingdings" w:hAnsi="Wingdings" w:hint="default"/>
+        <w:sz w:val="20"/>
+      </w:rPr>
+    </w:lvl>
+    <w:lvl w:ilvl="5" w:tentative="1">
+      <w:start w:val="1"/>
+      <w:numFmt w:val="bullet"/>
+      <w:lvlText w:val=""/>
+      <w:lvlJc w:val="left"/>
+      <w:pPr>
+        <w:tabs>
+          <w:tab w:val="num" w:pos="4320"/>
+        </w:tabs>
+        <w:ind w:left="4320" w:hanging="360"/>
+      </w:pPr>
+      <w:rPr>
+        <w:rFonts w:ascii="Wingdings" w:hAnsi="Wingdings" w:hint="default"/>
+        <w:sz w:val="20"/>
+      </w:rPr>
+    </w:lvl>
+    <w:lvl w:ilvl="6" w:tentative="1">
+      <w:start w:val="1"/>
+      <w:numFmt w:val="bullet"/>
+      <w:lvlText w:val=""/>
+      <w:lvlJc w:val="left"/>
+      <w:pPr>
+        <w:tabs>
+          <w:tab w:val="num" w:pos="5040"/>
+        </w:tabs>
+        <w:ind w:left="5040" w:hanging="360"/>
+      </w:pPr>
+      <w:rPr>
+        <w:rFonts w:ascii="Wingdings" w:hAnsi="Wingdings" w:hint="default"/>
+        <w:sz w:val="20"/>
+      </w:rPr>
+    </w:lvl>
+    <w:lvl w:ilvl="7" w:tentative="1">
+      <w:start w:val="1"/>
+      <w:numFmt w:val="bullet"/>
+      <w:lvlText w:val=""/>
+      <w:lvlJc w:val="left"/>
+      <w:pPr>
+        <w:tabs>
+          <w:tab w:val="num" w:pos="5760"/>
+        </w:tabs>
+        <w:ind w:left="5760" w:hanging="360"/>
+      </w:pPr>
+      <w:rPr>
+        <w:rFonts w:ascii="Wingdings" w:hAnsi="Wingdings" w:hint="default"/>
+        <w:sz w:val="20"/>
+      </w:rPr>
+    </w:lvl>
+    <w:lvl w:ilvl="8" w:tentative="1">
+      <w:start w:val="1"/>
+      <w:numFmt w:val="bullet"/>
+      <w:lvlText w:val=""/>
+      <w:lvlJc w:val="left"/>
+      <w:pPr>
+        <w:tabs>
+          <w:tab w:val="num" w:pos="6480"/>
+        </w:tabs>
+        <w:ind w:left="6480" w:hanging="360"/>
+      </w:pPr>
+      <w:rPr>
+        <w:rFonts w:ascii="Wingdings" w:hAnsi="Wingdings" w:hint="default"/>
+        <w:sz w:val="20"/>
+      </w:rPr>
+    </w:lvl>
+  </w:abstractNum>
+  <w:abstractNum w:abstractNumId="23" w15:restartNumberingAfterBreak="0">
+    <w:nsid w:val="69D7211C"/>
+    <w:multiLevelType w:val="multilevel"/>
+    <w:tmpl w:val="B9BAB914"/>
+    <w:lvl w:ilvl="0">
+      <w:start w:val="1"/>
+      <w:numFmt w:val="bullet"/>
+      <w:lvlText w:val=""/>
+      <w:lvlJc w:val="left"/>
+      <w:pPr>
+        <w:tabs>
+          <w:tab w:val="num" w:pos="720"/>
+        </w:tabs>
+        <w:ind w:left="720" w:hanging="360"/>
+      </w:pPr>
+      <w:rPr>
+        <w:rFonts w:ascii="Symbol" w:hAnsi="Symbol" w:hint="default"/>
+        <w:sz w:val="20"/>
+      </w:rPr>
+    </w:lvl>
+    <w:lvl w:ilvl="1" w:tentative="1">
+      <w:start w:val="1"/>
+      <w:numFmt w:val="bullet"/>
+      <w:lvlText w:val="o"/>
+      <w:lvlJc w:val="left"/>
+      <w:pPr>
+        <w:tabs>
+          <w:tab w:val="num" w:pos="1440"/>
+        </w:tabs>
+        <w:ind w:left="1440" w:hanging="360"/>
+      </w:pPr>
+      <w:rPr>
+        <w:rFonts w:ascii="Courier New" w:hAnsi="Courier New" w:hint="default"/>
+        <w:sz w:val="20"/>
+      </w:rPr>
+    </w:lvl>
+    <w:lvl w:ilvl="2" w:tentative="1">
+      <w:start w:val="1"/>
+      <w:numFmt w:val="bullet"/>
+      <w:lvlText w:val=""/>
+      <w:lvlJc w:val="left"/>
+      <w:pPr>
+        <w:tabs>
+          <w:tab w:val="num" w:pos="2160"/>
+        </w:tabs>
+        <w:ind w:left="2160" w:hanging="360"/>
+      </w:pPr>
+      <w:rPr>
+        <w:rFonts w:ascii="Wingdings" w:hAnsi="Wingdings" w:hint="default"/>
+        <w:sz w:val="20"/>
+      </w:rPr>
+    </w:lvl>
+    <w:lvl w:ilvl="3" w:tentative="1">
+      <w:start w:val="1"/>
+      <w:numFmt w:val="bullet"/>
+      <w:lvlText w:val=""/>
+      <w:lvlJc w:val="left"/>
+      <w:pPr>
+        <w:tabs>
+          <w:tab w:val="num" w:pos="2880"/>
+        </w:tabs>
+        <w:ind w:left="2880" w:hanging="360"/>
+      </w:pPr>
+      <w:rPr>
+        <w:rFonts w:ascii="Wingdings" w:hAnsi="Wingdings" w:hint="default"/>
+        <w:sz w:val="20"/>
+      </w:rPr>
+    </w:lvl>
+    <w:lvl w:ilvl="4" w:tentative="1">
+      <w:start w:val="1"/>
+      <w:numFmt w:val="bullet"/>
+      <w:lvlText w:val=""/>
+      <w:lvlJc w:val="left"/>
+      <w:pPr>
+        <w:tabs>
+          <w:tab w:val="num" w:pos="3600"/>
+        </w:tabs>
+        <w:ind w:left="3600" w:hanging="360"/>
+      </w:pPr>
+      <w:rPr>
+        <w:rFonts w:ascii="Wingdings" w:hAnsi="Wingdings" w:hint="default"/>
+        <w:sz w:val="20"/>
+      </w:rPr>
+    </w:lvl>
+    <w:lvl w:ilvl="5" w:tentative="1">
+      <w:start w:val="1"/>
+      <w:numFmt w:val="bullet"/>
+      <w:lvlText w:val=""/>
+      <w:lvlJc w:val="left"/>
+      <w:pPr>
+        <w:tabs>
+          <w:tab w:val="num" w:pos="4320"/>
+        </w:tabs>
+        <w:ind w:left="4320" w:hanging="360"/>
+      </w:pPr>
+      <w:rPr>
+        <w:rFonts w:ascii="Wingdings" w:hAnsi="Wingdings" w:hint="default"/>
+        <w:sz w:val="20"/>
+      </w:rPr>
+    </w:lvl>
+    <w:lvl w:ilvl="6" w:tentative="1">
+      <w:start w:val="1"/>
+      <w:numFmt w:val="bullet"/>
+      <w:lvlText w:val=""/>
+      <w:lvlJc w:val="left"/>
+      <w:pPr>
+        <w:tabs>
+          <w:tab w:val="num" w:pos="5040"/>
+        </w:tabs>
+        <w:ind w:left="5040" w:hanging="360"/>
+      </w:pPr>
+      <w:rPr>
+        <w:rFonts w:ascii="Wingdings" w:hAnsi="Wingdings" w:hint="default"/>
+        <w:sz w:val="20"/>
+      </w:rPr>
+    </w:lvl>
+    <w:lvl w:ilvl="7" w:tentative="1">
+      <w:start w:val="1"/>
+      <w:numFmt w:val="bullet"/>
+      <w:lvlText w:val=""/>
+      <w:lvlJc w:val="left"/>
+      <w:pPr>
+        <w:tabs>
+          <w:tab w:val="num" w:pos="5760"/>
+        </w:tabs>
+        <w:ind w:left="5760" w:hanging="360"/>
+      </w:pPr>
+      <w:rPr>
+        <w:rFonts w:ascii="Wingdings" w:hAnsi="Wingdings" w:hint="default"/>
+        <w:sz w:val="20"/>
+      </w:rPr>
+    </w:lvl>
+    <w:lvl w:ilvl="8" w:tentative="1">
+      <w:start w:val="1"/>
+      <w:numFmt w:val="bullet"/>
+      <w:lvlText w:val=""/>
+      <w:lvlJc w:val="left"/>
+      <w:pPr>
+        <w:tabs>
+          <w:tab w:val="num" w:pos="6480"/>
+        </w:tabs>
+        <w:ind w:left="6480" w:hanging="360"/>
+      </w:pPr>
+      <w:rPr>
+        <w:rFonts w:ascii="Wingdings" w:hAnsi="Wingdings" w:hint="default"/>
+        <w:sz w:val="20"/>
+      </w:rPr>
+    </w:lvl>
+  </w:abstractNum>
+  <w:abstractNum w:abstractNumId="24" w15:restartNumberingAfterBreak="0">
     <w:nsid w:val="6B2F2637"/>
     <w:multiLevelType w:val="multilevel"/>
     <w:tmpl w:val="8BD03C24"/>
@@ -4187,7 +6034,7 @@
       </w:rPr>
     </w:lvl>
   </w:abstractNum>
-  <w:abstractNum w:abstractNumId="19" w15:restartNumberingAfterBreak="0">
+  <w:abstractNum w:abstractNumId="25" w15:restartNumberingAfterBreak="0">
     <w:nsid w:val="6FB12143"/>
     <w:multiLevelType w:val="multilevel"/>
     <w:tmpl w:val="67F46F66"/>
@@ -4336,7 +6183,7 @@
       </w:rPr>
     </w:lvl>
   </w:abstractNum>
-  <w:abstractNum w:abstractNumId="20" w15:restartNumberingAfterBreak="0">
+  <w:abstractNum w:abstractNumId="26" w15:restartNumberingAfterBreak="0">
     <w:nsid w:val="7AC54BF3"/>
     <w:multiLevelType w:val="hybridMultilevel"/>
     <w:tmpl w:val="46F9DEF2"/>
@@ -4389,7 +6236,7 @@
       <w:lvlJc w:val="left"/>
     </w:lvl>
   </w:abstractNum>
-  <w:abstractNum w:abstractNumId="21" w15:restartNumberingAfterBreak="0">
+  <w:abstractNum w:abstractNumId="27" w15:restartNumberingAfterBreak="0">
     <w:nsid w:val="7BBB1515"/>
     <w:multiLevelType w:val="multilevel"/>
     <w:tmpl w:val="DE921C9E"/>
@@ -4545,94 +6392,90 @@
     <w:abstractNumId w:val="0"/>
   </w:num>
   <w:num w:numId="3">
+    <w:abstractNumId w:val="16"/>
+  </w:num>
+  <w:num w:numId="4">
     <w:abstractNumId w:val="13"/>
   </w:num>
-  <w:num w:numId="4">
+  <w:num w:numId="5">
+    <w:abstractNumId w:val="27"/>
+  </w:num>
+  <w:num w:numId="6">
+    <w:abstractNumId w:val="5"/>
+  </w:num>
+  <w:num w:numId="7">
+    <w:abstractNumId w:val="7"/>
+  </w:num>
+  <w:num w:numId="8">
+    <w:abstractNumId w:val="25"/>
+  </w:num>
+  <w:num w:numId="9">
+    <w:abstractNumId w:val="24"/>
+  </w:num>
+  <w:num w:numId="10">
+    <w:abstractNumId w:val="15"/>
+  </w:num>
+  <w:num w:numId="11">
+    <w:abstractNumId w:val="18"/>
+  </w:num>
+  <w:num w:numId="12">
+    <w:abstractNumId w:val="17"/>
+  </w:num>
+  <w:num w:numId="13">
     <w:abstractNumId w:val="10"/>
   </w:num>
-  <w:num w:numId="5">
-    <w:abstractNumId w:val="21"/>
-  </w:num>
-  <w:num w:numId="6">
-    <w:abstractNumId w:val="4"/>
-  </w:num>
-  <w:num w:numId="7">
-    <w:abstractNumId w:val="5"/>
-  </w:num>
-  <w:num w:numId="8">
-    <w:abstractNumId w:val="19"/>
-  </w:num>
-  <w:num w:numId="9">
-    <w:abstractNumId w:val="18"/>
-  </w:num>
-  <w:num w:numId="10">
-    <w:abstractNumId w:val="12"/>
-  </w:num>
-  <w:num w:numId="11">
-    <w:abstractNumId w:val="15"/>
-  </w:num>
-  <w:num w:numId="12">
-    <w:abstractNumId w:val="14"/>
-  </w:num>
-  <w:num w:numId="13">
-    <w:abstractNumId w:val="8"/>
-  </w:num>
   <w:num w:numId="14">
-    <w:abstractNumId w:val="16"/>
+    <w:abstractNumId w:val="20"/>
   </w:num>
   <w:num w:numId="15">
     <w:abstractNumId w:val="3"/>
   </w:num>
   <w:num w:numId="16">
-    <w:abstractNumId w:val="17"/>
+    <w:abstractNumId w:val="21"/>
   </w:num>
   <w:num w:numId="17">
+    <w:abstractNumId w:val="14"/>
+  </w:num>
+  <w:num w:numId="18">
     <w:abstractNumId w:val="11"/>
   </w:num>
-  <w:num w:numId="18">
-    <w:abstractNumId w:val="9"/>
-  </w:num>
   <w:num w:numId="19">
-    <w:abstractNumId w:val="20"/>
+    <w:abstractNumId w:val="26"/>
   </w:num>
   <w:num w:numId="20">
     <w:abstractNumId w:val="1"/>
   </w:num>
   <w:num w:numId="21">
-    <w:abstractNumId w:val="7"/>
+    <w:abstractNumId w:val="9"/>
   </w:num>
   <w:num w:numId="22">
+    <w:abstractNumId w:val="8"/>
+  </w:num>
+  <w:num w:numId="23">
+    <w:abstractNumId w:val="8"/>
+    <w:lvlOverride w:ilvl="0"/>
+  </w:num>
+  <w:num w:numId="24">
+    <w:abstractNumId w:val="8"/>
+    <w:lvlOverride w:ilvl="0"/>
+  </w:num>
+  <w:num w:numId="25">
+    <w:abstractNumId w:val="19"/>
+  </w:num>
+  <w:num w:numId="26">
+    <w:abstractNumId w:val="12"/>
+  </w:num>
+  <w:num w:numId="27">
+    <w:abstractNumId w:val="23"/>
+  </w:num>
+  <w:num w:numId="28">
+    <w:abstractNumId w:val="22"/>
+  </w:num>
+  <w:num w:numId="29">
     <w:abstractNumId w:val="6"/>
   </w:num>
-  <w:num w:numId="23">
-    <w:abstractNumId w:val="6"/>
-    <w:lvlOverride w:ilvl="1">
-      <w:lvl w:ilvl="1">
-        <w:numFmt w:val="decimal"/>
-        <w:lvlText w:val="%2."/>
-        <w:lvlJc w:val="left"/>
-      </w:lvl>
-    </w:lvlOverride>
-  </w:num>
-  <w:num w:numId="24">
-    <w:abstractNumId w:val="6"/>
-    <w:lvlOverride w:ilvl="1">
-      <w:lvl w:ilvl="1">
-        <w:numFmt w:val="bullet"/>
-        <w:lvlText w:val=""/>
-        <w:lvlJc w:val="left"/>
-        <w:pPr>
-          <w:tabs>
-            <w:tab w:val="num" w:pos="1440"/>
-          </w:tabs>
-          <w:ind w:left="1440" w:hanging="360"/>
-        </w:pPr>
-        <w:rPr>
-          <w:rFonts w:ascii="Symbol" w:hAnsi="Symbol" w:hint="default"/>
-          <w:sz w:val="20"/>
-        </w:rPr>
-      </w:lvl>
-    </w:lvlOverride>
+  <w:num w:numId="30">
+    <w:abstractNumId w:val="4"/>
   </w:num>
 </w:numbering>
 </file>
@@ -5056,6 +6899,29 @@
       <w:lang w:eastAsia="es-AR"/>
     </w:rPr>
   </w:style>
+  <w:style w:type="paragraph" w:styleId="Ttulo3">
+    <w:name w:val="heading 3"/>
+    <w:basedOn w:val="Normal"/>
+    <w:next w:val="Normal"/>
+    <w:link w:val="Ttulo3Car"/>
+    <w:uiPriority w:val="9"/>
+    <w:semiHidden/>
+    <w:unhideWhenUsed/>
+    <w:qFormat/>
+    <w:rsid w:val="001D2E96"/>
+    <w:pPr>
+      <w:keepNext/>
+      <w:keepLines/>
+      <w:spacing w:before="40" w:after="0"/>
+      <w:outlineLvl w:val="2"/>
+    </w:pPr>
+    <w:rPr>
+      <w:rFonts w:asciiTheme="majorHAnsi" w:eastAsiaTheme="majorEastAsia" w:hAnsiTheme="majorHAnsi" w:cstheme="majorBidi"/>
+      <w:color w:val="1F3763" w:themeColor="accent1" w:themeShade="7F"/>
+      <w:sz w:val="24"/>
+      <w:szCs w:val="24"/>
+    </w:rPr>
+  </w:style>
   <w:style w:type="character" w:default="1" w:styleId="Fuentedeprrafopredeter">
     <w:name w:val="Default Paragraph Font"/>
     <w:uiPriority w:val="1"/>
@@ -5260,6 +7126,37 @@
     <w:rPr>
       <w:i/>
       <w:iCs/>
+    </w:rPr>
+  </w:style>
+  <w:style w:type="paragraph" w:styleId="NormalWeb">
+    <w:name w:val="Normal (Web)"/>
+    <w:basedOn w:val="Normal"/>
+    <w:uiPriority w:val="99"/>
+    <w:semiHidden/>
+    <w:unhideWhenUsed/>
+    <w:rsid w:val="00CC7535"/>
+    <w:pPr>
+      <w:spacing w:before="100" w:beforeAutospacing="1" w:after="100" w:afterAutospacing="1" w:line="240" w:lineRule="auto"/>
+    </w:pPr>
+    <w:rPr>
+      <w:rFonts w:ascii="Times New Roman" w:eastAsia="Times New Roman" w:hAnsi="Times New Roman" w:cs="Times New Roman"/>
+      <w:sz w:val="24"/>
+      <w:szCs w:val="24"/>
+      <w:lang w:eastAsia="es-AR"/>
+    </w:rPr>
+  </w:style>
+  <w:style w:type="character" w:customStyle="1" w:styleId="Ttulo3Car">
+    <w:name w:val="Título 3 Car"/>
+    <w:basedOn w:val="Fuentedeprrafopredeter"/>
+    <w:link w:val="Ttulo3"/>
+    <w:uiPriority w:val="9"/>
+    <w:semiHidden/>
+    <w:rsid w:val="001D2E96"/>
+    <w:rPr>
+      <w:rFonts w:asciiTheme="majorHAnsi" w:eastAsiaTheme="majorEastAsia" w:hAnsiTheme="majorHAnsi" w:cstheme="majorBidi"/>
+      <w:color w:val="1F3763" w:themeColor="accent1" w:themeShade="7F"/>
+      <w:sz w:val="24"/>
+      <w:szCs w:val="24"/>
     </w:rPr>
   </w:style>
 </w:styles>
